--- a/docs/resume/jp-samano-resume-es.docx
+++ b/docs/resume/jp-samano-resume-es.docx
@@ -9,176 +9,513 @@
       </w:pPr>
       <w:r>
         <w:rPr>
-          <w:rFonts w:ascii="Calibri" w:hAnsi="Calibri"/>
+          <w:rFonts w:ascii="Arial" w:hAnsi="Arial"/>
           <w:b/>
-          <w:color w:val="122033"/>
-          <w:sz w:val="36"/>
+          <w:i w:val="0"/>
+          <w:color w:val="000000"/>
+          <w:sz w:val="32"/>
         </w:rPr>
         <w:t>JOSE PABLO SAMANO SUAREZ</w:t>
       </w:r>
     </w:p>
     <w:p>
       <w:pPr>
-        <w:spacing w:after="36"/>
+        <w:spacing w:after="10"/>
         <w:jc w:val="center"/>
       </w:pPr>
       <w:r>
         <w:rPr>
-          <w:rFonts w:ascii="Calibri" w:hAnsi="Calibri"/>
-          <w:color w:val="555F6E"/>
-          <w:sz w:val="17"/>
+          <w:rFonts w:ascii="Arial" w:hAnsi="Arial"/>
+          <w:b w:val="0"/>
+          <w:i w:val="0"/>
+          <w:color w:val="000000"/>
+          <w:sz w:val="16"/>
         </w:rPr>
-        <w:t>Estudiante de Ciencias de la Computación | Ingeniería de Software | Ciberseguridad | Sistemas de Producto Full-Stack</w:t>
+        <w:t>Estudiante de Ciencias de la Computación | Ingeniería de Software | Ciberseguridad | Sistemas Full-Stack</w:t>
       </w:r>
     </w:p>
     <w:p>
       <w:pPr>
-        <w:spacing w:after="80"/>
+        <w:spacing w:after="30"/>
         <w:jc w:val="center"/>
       </w:pPr>
       <w:r>
         <w:rPr>
-          <w:rFonts w:ascii="Calibri" w:hAnsi="Calibri"/>
-          <w:color w:val="555F6E"/>
-          <w:sz w:val="16"/>
+          <w:rFonts w:ascii="Arial" w:hAnsi="Arial"/>
+          <w:b w:val="0"/>
+          <w:i w:val="0"/>
+          <w:color w:val="000000"/>
+          <w:sz w:val="14"/>
         </w:rPr>
         <w:t>Wolfville, NS / Ciudad de México | jpss2004@icloud.com | 6195978559 | linkedin.com/in/jose-pablo-samano-suarez | github.com/jpss2004-bot</w:t>
       </w:r>
     </w:p>
     <w:p>
       <w:pPr>
-        <w:pStyle w:val="ResumeHeading"/>
         <w:keepNext/>
+        <w:spacing w:before="60" w:after="24"/>
         <w:pBdr>
-          <w:bottom w:val="single" w:sz="8" w:space="3" w:color="C9D7EA"/>
+          <w:bottom w:val="single" w:sz="6" w:space="1" w:color="000000"/>
         </w:pBdr>
       </w:pPr>
       <w:r>
         <w:rPr>
+          <w:rFonts w:ascii="Arial" w:hAnsi="Arial"/>
           <w:b/>
+          <w:i w:val="0"/>
+          <w:color w:val="000000"/>
+          <w:sz w:val="16"/>
         </w:rPr>
-        <w:t>PERFIL</w:t>
+        <w:t>EDUCACIÓN</w:t>
       </w:r>
     </w:p>
+    <w:tbl>
+      <w:tblPr>
+        <w:tblW w:type="auto" w:w="0"/>
+        <w:jc w:val="center"/>
+        <w:tblLayout w:type="fixed"/>
+        <w:tblLook w:firstColumn="1" w:firstRow="1" w:lastColumn="0" w:lastRow="0" w:noHBand="0" w:noVBand="1" w:val="04A0"/>
+        <w:tblBorders>
+          <w:top w:val="nil"/>
+          <w:left w:val="nil"/>
+          <w:bottom w:val="nil"/>
+          <w:right w:val="nil"/>
+          <w:insideH w:val="nil"/>
+          <w:insideV w:val="nil"/>
+        </w:tblBorders>
+      </w:tblPr>
+      <w:tblGrid>
+        <w:gridCol w:w="5429"/>
+        <w:gridCol w:w="5429"/>
+      </w:tblGrid>
+      <w:tr>
+        <w:tc>
+          <w:tcPr>
+            <w:tcW w:type="dxa" w:w="7992"/>
+            <w:vAlign w:val="top"/>
+            <w:tcMar>
+              <w:top w:w="0" w:type="dxa"/>
+              <w:start w:w="0" w:type="dxa"/>
+              <w:bottom w:w="0" w:type="dxa"/>
+              <w:end w:w="0" w:type="dxa"/>
+            </w:tcMar>
+          </w:tcPr>
+          <w:p>
+            <w:pPr>
+              <w:spacing w:after="0"/>
+            </w:pPr>
+            <w:r>
+              <w:rPr>
+                <w:rFonts w:ascii="Arial" w:hAnsi="Arial"/>
+                <w:b/>
+                <w:i w:val="0"/>
+                <w:color w:val="000000"/>
+                <w:sz w:val="16"/>
+              </w:rPr>
+              <w:t>Acadia University</w:t>
+            </w:r>
+          </w:p>
+        </w:tc>
+        <w:tc>
+          <w:tcPr>
+            <w:tcW w:type="dxa" w:w="2347"/>
+            <w:vAlign w:val="top"/>
+            <w:tcMar>
+              <w:top w:w="0" w:type="dxa"/>
+              <w:start w:w="0" w:type="dxa"/>
+              <w:bottom w:w="0" w:type="dxa"/>
+              <w:end w:w="0" w:type="dxa"/>
+            </w:tcMar>
+          </w:tcPr>
+          <w:p>
+            <w:pPr>
+              <w:spacing w:after="0"/>
+              <w:jc w:val="right"/>
+            </w:pPr>
+            <w:r>
+              <w:rPr>
+                <w:rFonts w:ascii="Arial" w:hAnsi="Arial"/>
+                <w:b w:val="0"/>
+                <w:i w:val="0"/>
+                <w:color w:val="000000"/>
+                <w:sz w:val="16"/>
+              </w:rPr>
+              <w:t>Wolfville, NS</w:t>
+            </w:r>
+          </w:p>
+        </w:tc>
+      </w:tr>
+      <w:tr>
+        <w:tc>
+          <w:tcPr>
+            <w:tcW w:type="dxa" w:w="7992"/>
+            <w:vAlign w:val="top"/>
+            <w:tcMar>
+              <w:top w:w="0" w:type="dxa"/>
+              <w:start w:w="0" w:type="dxa"/>
+              <w:bottom w:w="0" w:type="dxa"/>
+              <w:end w:w="0" w:type="dxa"/>
+            </w:tcMar>
+          </w:tcPr>
+          <w:p>
+            <w:pPr>
+              <w:spacing w:after="0"/>
+            </w:pPr>
+            <w:r>
+              <w:rPr>
+                <w:rFonts w:ascii="Arial" w:hAnsi="Arial"/>
+                <w:b w:val="0"/>
+                <w:i/>
+                <w:color w:val="000000"/>
+                <w:sz w:val="16"/>
+              </w:rPr>
+              <w:t>Bachelor of Science in Computer Science</w:t>
+            </w:r>
+          </w:p>
+        </w:tc>
+        <w:tc>
+          <w:tcPr>
+            <w:tcW w:type="dxa" w:w="2347"/>
+            <w:vAlign w:val="top"/>
+            <w:tcMar>
+              <w:top w:w="0" w:type="dxa"/>
+              <w:start w:w="0" w:type="dxa"/>
+              <w:bottom w:w="0" w:type="dxa"/>
+              <w:end w:w="0" w:type="dxa"/>
+            </w:tcMar>
+          </w:tcPr>
+          <w:p>
+            <w:pPr>
+              <w:spacing w:after="0"/>
+              <w:jc w:val="right"/>
+            </w:pPr>
+            <w:r>
+              <w:rPr>
+                <w:rFonts w:ascii="Arial" w:hAnsi="Arial"/>
+                <w:b/>
+                <w:i w:val="0"/>
+                <w:color w:val="000000"/>
+                <w:sz w:val="16"/>
+              </w:rPr>
+              <w:t>Esperado Mayo 2027</w:t>
+            </w:r>
+          </w:p>
+        </w:tc>
+      </w:tr>
+    </w:tbl>
     <w:p>
       <w:pPr>
-        <w:spacing w:after="60"/>
+        <w:pStyle w:val="ListBullet"/>
       </w:pPr>
       <w:r>
-        <w:t>Estudiante de Ciencias de la Computación en Acadia University enfocado en ingeniería de software, desarrollo full-stack, ciberseguridad, respuesta a incidentes y sistemas de producto prácticos. Construye herramientas que conectan la lógica técnica, los flujos de usuario, los modelos de datos y la evidencia clara. Abierto a prácticas en ingeniería de software, roles técnicos vinculados a ciberseguridad y colaboraciones de producto.</w:t>
+        <w:rPr>
+          <w:rFonts w:ascii="Arial" w:hAnsi="Arial"/>
+          <w:b w:val="0"/>
+          <w:i w:val="0"/>
+          <w:color w:val="000000"/>
+          <w:sz w:val="15"/>
+        </w:rPr>
+        <w:t>Enfoque de cursos y proyectos: ingeniería de software, estructuras de datos, bases de datos, ciberseguridad, análisis de sistemas, interacción humano-máquina, fundamentos de nube/seguridad y diseño de aplicaciones seguras.</w:t>
       </w:r>
     </w:p>
+    <w:tbl>
+      <w:tblPr>
+        <w:tblW w:type="auto" w:w="0"/>
+        <w:jc w:val="center"/>
+        <w:tblLayout w:type="fixed"/>
+        <w:tblLook w:firstColumn="1" w:firstRow="1" w:lastColumn="0" w:lastRow="0" w:noHBand="0" w:noVBand="1" w:val="04A0"/>
+        <w:tblBorders>
+          <w:top w:val="nil"/>
+          <w:left w:val="nil"/>
+          <w:bottom w:val="nil"/>
+          <w:right w:val="nil"/>
+          <w:insideH w:val="nil"/>
+          <w:insideV w:val="nil"/>
+        </w:tblBorders>
+      </w:tblPr>
+      <w:tblGrid>
+        <w:gridCol w:w="5429"/>
+        <w:gridCol w:w="5429"/>
+      </w:tblGrid>
+      <w:tr>
+        <w:tc>
+          <w:tcPr>
+            <w:tcW w:type="dxa" w:w="7992"/>
+            <w:vAlign w:val="top"/>
+            <w:tcMar>
+              <w:top w:w="0" w:type="dxa"/>
+              <w:start w:w="0" w:type="dxa"/>
+              <w:bottom w:w="0" w:type="dxa"/>
+              <w:end w:w="0" w:type="dxa"/>
+            </w:tcMar>
+          </w:tcPr>
+          <w:p>
+            <w:pPr>
+              <w:spacing w:after="0"/>
+            </w:pPr>
+            <w:r>
+              <w:rPr>
+                <w:rFonts w:ascii="Arial" w:hAnsi="Arial"/>
+                <w:b/>
+                <w:i w:val="0"/>
+                <w:color w:val="000000"/>
+                <w:sz w:val="16"/>
+              </w:rPr>
+              <w:t>Trinity College School</w:t>
+            </w:r>
+          </w:p>
+        </w:tc>
+        <w:tc>
+          <w:tcPr>
+            <w:tcW w:type="dxa" w:w="2347"/>
+            <w:vAlign w:val="top"/>
+            <w:tcMar>
+              <w:top w:w="0" w:type="dxa"/>
+              <w:start w:w="0" w:type="dxa"/>
+              <w:bottom w:w="0" w:type="dxa"/>
+              <w:end w:w="0" w:type="dxa"/>
+            </w:tcMar>
+          </w:tcPr>
+          <w:p>
+            <w:pPr>
+              <w:spacing w:after="0"/>
+              <w:jc w:val="right"/>
+            </w:pPr>
+            <w:r>
+              <w:rPr>
+                <w:rFonts w:ascii="Arial" w:hAnsi="Arial"/>
+                <w:b w:val="0"/>
+                <w:i w:val="0"/>
+                <w:color w:val="000000"/>
+                <w:sz w:val="16"/>
+              </w:rPr>
+              <w:t>Port Hope, ON</w:t>
+            </w:r>
+          </w:p>
+        </w:tc>
+      </w:tr>
+      <w:tr>
+        <w:tc>
+          <w:tcPr>
+            <w:tcW w:type="dxa" w:w="7992"/>
+            <w:vAlign w:val="top"/>
+            <w:tcMar>
+              <w:top w:w="0" w:type="dxa"/>
+              <w:start w:w="0" w:type="dxa"/>
+              <w:bottom w:w="0" w:type="dxa"/>
+              <w:end w:w="0" w:type="dxa"/>
+            </w:tcMar>
+          </w:tcPr>
+          <w:p>
+            <w:pPr>
+              <w:spacing w:after="0"/>
+            </w:pPr>
+            <w:r>
+              <w:rPr>
+                <w:rFonts w:ascii="Arial" w:hAnsi="Arial"/>
+                <w:b w:val="0"/>
+                <w:i/>
+                <w:color w:val="000000"/>
+                <w:sz w:val="16"/>
+              </w:rPr>
+              <w:t>High School Diploma</w:t>
+            </w:r>
+          </w:p>
+        </w:tc>
+        <w:tc>
+          <w:tcPr>
+            <w:tcW w:type="dxa" w:w="2347"/>
+            <w:vAlign w:val="top"/>
+            <w:tcMar>
+              <w:top w:w="0" w:type="dxa"/>
+              <w:start w:w="0" w:type="dxa"/>
+              <w:bottom w:w="0" w:type="dxa"/>
+              <w:end w:w="0" w:type="dxa"/>
+            </w:tcMar>
+          </w:tcPr>
+          <w:p>
+            <w:pPr>
+              <w:spacing w:after="0"/>
+              <w:jc w:val="right"/>
+            </w:pPr>
+            <w:r>
+              <w:rPr>
+                <w:rFonts w:ascii="Arial" w:hAnsi="Arial"/>
+                <w:b/>
+                <w:i w:val="0"/>
+                <w:color w:val="000000"/>
+                <w:sz w:val="16"/>
+              </w:rPr>
+              <w:t>Junio 2023</w:t>
+            </w:r>
+          </w:p>
+        </w:tc>
+      </w:tr>
+    </w:tbl>
     <w:p>
       <w:pPr>
-        <w:pStyle w:val="ResumeHeading"/>
         <w:keepNext/>
+        <w:spacing w:before="60" w:after="24"/>
         <w:pBdr>
-          <w:bottom w:val="single" w:sz="8" w:space="3" w:color="C9D7EA"/>
+          <w:bottom w:val="single" w:sz="6" w:space="1" w:color="000000"/>
         </w:pBdr>
       </w:pPr>
       <w:r>
         <w:rPr>
+          <w:rFonts w:ascii="Arial" w:hAnsi="Arial"/>
           <w:b/>
+          <w:i w:val="0"/>
+          <w:color w:val="000000"/>
+          <w:sz w:val="16"/>
         </w:rPr>
-        <w:t>EDUCACIÓN</w:t>
+        <w:t>EXPERIENCIA LABORAL</w:t>
       </w:r>
     </w:p>
+    <w:tbl>
+      <w:tblPr>
+        <w:tblW w:type="auto" w:w="0"/>
+        <w:jc w:val="center"/>
+        <w:tblLayout w:type="fixed"/>
+        <w:tblLook w:firstColumn="1" w:firstRow="1" w:lastColumn="0" w:lastRow="0" w:noHBand="0" w:noVBand="1" w:val="04A0"/>
+        <w:tblBorders>
+          <w:top w:val="nil"/>
+          <w:left w:val="nil"/>
+          <w:bottom w:val="nil"/>
+          <w:right w:val="nil"/>
+          <w:insideH w:val="nil"/>
+          <w:insideV w:val="nil"/>
+        </w:tblBorders>
+      </w:tblPr>
+      <w:tblGrid>
+        <w:gridCol w:w="5429"/>
+        <w:gridCol w:w="5429"/>
+      </w:tblGrid>
+      <w:tr>
+        <w:tc>
+          <w:tcPr>
+            <w:tcW w:type="dxa" w:w="7992"/>
+            <w:vAlign w:val="top"/>
+            <w:tcMar>
+              <w:top w:w="0" w:type="dxa"/>
+              <w:start w:w="0" w:type="dxa"/>
+              <w:bottom w:w="0" w:type="dxa"/>
+              <w:end w:w="0" w:type="dxa"/>
+            </w:tcMar>
+          </w:tcPr>
+          <w:p>
+            <w:pPr>
+              <w:spacing w:after="0"/>
+            </w:pPr>
+            <w:r>
+              <w:rPr>
+                <w:rFonts w:ascii="Arial" w:hAnsi="Arial"/>
+                <w:b/>
+                <w:i w:val="0"/>
+                <w:color w:val="000000"/>
+                <w:sz w:val="16"/>
+              </w:rPr>
+              <w:t>Cybolt</w:t>
+            </w:r>
+          </w:p>
+        </w:tc>
+        <w:tc>
+          <w:tcPr>
+            <w:tcW w:type="dxa" w:w="2347"/>
+            <w:vAlign w:val="top"/>
+            <w:tcMar>
+              <w:top w:w="0" w:type="dxa"/>
+              <w:start w:w="0" w:type="dxa"/>
+              <w:bottom w:w="0" w:type="dxa"/>
+              <w:end w:w="0" w:type="dxa"/>
+            </w:tcMar>
+          </w:tcPr>
+          <w:p>
+            <w:pPr>
+              <w:spacing w:after="0"/>
+              <w:jc w:val="right"/>
+            </w:pPr>
+            <w:r>
+              <w:rPr>
+                <w:rFonts w:ascii="Arial" w:hAnsi="Arial"/>
+                <w:b w:val="0"/>
+                <w:i w:val="0"/>
+                <w:color w:val="000000"/>
+                <w:sz w:val="16"/>
+              </w:rPr>
+              <w:t>Ciudad de México</w:t>
+            </w:r>
+          </w:p>
+        </w:tc>
+      </w:tr>
+      <w:tr>
+        <w:tc>
+          <w:tcPr>
+            <w:tcW w:type="dxa" w:w="7992"/>
+            <w:vAlign w:val="top"/>
+            <w:tcMar>
+              <w:top w:w="0" w:type="dxa"/>
+              <w:start w:w="0" w:type="dxa"/>
+              <w:bottom w:w="0" w:type="dxa"/>
+              <w:end w:w="0" w:type="dxa"/>
+            </w:tcMar>
+          </w:tcPr>
+          <w:p>
+            <w:pPr>
+              <w:spacing w:after="0"/>
+            </w:pPr>
+            <w:r>
+              <w:rPr>
+                <w:rFonts w:ascii="Arial" w:hAnsi="Arial"/>
+                <w:b w:val="0"/>
+                <w:i/>
+                <w:color w:val="000000"/>
+                <w:sz w:val="16"/>
+              </w:rPr>
+              <w:t>Participante de Cybolt Academy</w:t>
+            </w:r>
+          </w:p>
+        </w:tc>
+        <w:tc>
+          <w:tcPr>
+            <w:tcW w:type="dxa" w:w="2347"/>
+            <w:vAlign w:val="top"/>
+            <w:tcMar>
+              <w:top w:w="0" w:type="dxa"/>
+              <w:start w:w="0" w:type="dxa"/>
+              <w:bottom w:w="0" w:type="dxa"/>
+              <w:end w:w="0" w:type="dxa"/>
+            </w:tcMar>
+          </w:tcPr>
+          <w:p>
+            <w:pPr>
+              <w:spacing w:after="0"/>
+              <w:jc w:val="right"/>
+            </w:pPr>
+            <w:r>
+              <w:rPr>
+                <w:rFonts w:ascii="Arial" w:hAnsi="Arial"/>
+                <w:b/>
+                <w:i w:val="0"/>
+                <w:color w:val="000000"/>
+                <w:sz w:val="16"/>
+              </w:rPr>
+              <w:t>May-Sep 2025</w:t>
+            </w:r>
+          </w:p>
+        </w:tc>
+      </w:tr>
+    </w:tbl>
     <w:p>
       <w:pPr>
-        <w:pStyle w:val="RoleTitle"/>
-        <w:keepNext/>
+        <w:pStyle w:val="ListBullet"/>
       </w:pPr>
       <w:r>
         <w:rPr>
-          <w:b/>
-          <w:color w:val="122033"/>
-        </w:rPr>
-        <w:t>Bachelor of Science, Computer Science, Acadia University</w:t>
-      </w:r>
-      <w:r>
-        <w:rPr>
-          <w:color w:val="555F6E"/>
-        </w:rPr>
-        <w:t xml:space="preserve"> | Wolfville, NS | Esperado Mayo 2027</w:t>
-      </w:r>
-    </w:p>
-    <w:p>
-      <w:pPr>
-        <w:pStyle w:val="ListBullet"/>
-        <w:spacing w:after="32" w:line="247" w:lineRule="auto"/>
-        <w:ind w:left="259" w:hanging="259"/>
-      </w:pPr>
-      <w:r>
-        <w:rPr>
-          <w:color w:val="122033"/>
-          <w:sz w:val="17"/>
-        </w:rPr>
-        <w:t>Enfoque de cursos y proyectos: ingeniería de software, estructuras de datos, bases de datos, ciberseguridad, análisis de sistemas, interacción humano-máquina, fundamentos de nube/seguridad y diseño de aplicaciones seguras.</w:t>
-      </w:r>
-    </w:p>
-    <w:p>
-      <w:pPr>
-        <w:pStyle w:val="RoleTitle"/>
-        <w:keepNext/>
-      </w:pPr>
-      <w:r>
-        <w:rPr>
-          <w:b/>
-          <w:color w:val="122033"/>
-        </w:rPr>
-        <w:t>High School Diploma, Trinity College School</w:t>
-      </w:r>
-      <w:r>
-        <w:rPr>
-          <w:color w:val="555F6E"/>
-        </w:rPr>
-        <w:t xml:space="preserve"> | Port Hope, ON | Junio 2023</w:t>
-      </w:r>
-    </w:p>
-    <w:p>
-      <w:pPr>
-        <w:pStyle w:val="ResumeHeading"/>
-        <w:keepNext/>
-        <w:pBdr>
-          <w:bottom w:val="single" w:sz="8" w:space="3" w:color="C9D7EA"/>
-        </w:pBdr>
-      </w:pPr>
-      <w:r>
-        <w:rPr>
-          <w:b/>
-        </w:rPr>
-        <w:t>EXPERIENCIA</w:t>
-      </w:r>
-    </w:p>
-    <w:p>
-      <w:pPr>
-        <w:pStyle w:val="RoleTitle"/>
-        <w:keepNext/>
-      </w:pPr>
-      <w:r>
-        <w:rPr>
-          <w:b/>
-          <w:color w:val="122033"/>
-        </w:rPr>
-        <w:t>Participante de Cybolt Academy, Cybolt</w:t>
-      </w:r>
-      <w:r>
-        <w:rPr>
-          <w:color w:val="555F6E"/>
-        </w:rPr>
-        <w:t xml:space="preserve"> | Ciudad de México | May-Sep 2025</w:t>
-      </w:r>
-    </w:p>
-    <w:p>
-      <w:pPr>
-        <w:pStyle w:val="ListBullet"/>
-        <w:spacing w:after="32" w:line="247" w:lineRule="auto"/>
-        <w:ind w:left="259" w:hanging="259"/>
-      </w:pPr>
-      <w:r>
-        <w:rPr>
-          <w:color w:val="122033"/>
-          <w:sz w:val="17"/>
+          <w:rFonts w:ascii="Arial" w:hAnsi="Arial"/>
+          <w:b w:val="0"/>
+          <w:i w:val="0"/>
+          <w:color w:val="000000"/>
+          <w:sz w:val="15"/>
         </w:rPr>
         <w:t>Completó talleres prácticos sobre MITRE ATT&amp;CK, seguridad ICS/OT, cyber kill chain, respuesta a incidentes y operaciones defensivas de blue team.</w:t>
       </w:r>
@@ -186,13 +523,14 @@
     <w:p>
       <w:pPr>
         <w:pStyle w:val="ListBullet"/>
-        <w:spacing w:after="32" w:line="247" w:lineRule="auto"/>
-        <w:ind w:left="259" w:hanging="259"/>
       </w:pPr>
       <w:r>
         <w:rPr>
-          <w:color w:val="122033"/>
-          <w:sz w:val="17"/>
+          <w:rFonts w:ascii="Arial" w:hAnsi="Arial"/>
+          <w:b w:val="0"/>
+          <w:i w:val="0"/>
+          <w:color w:val="000000"/>
+          <w:sz w:val="15"/>
         </w:rPr>
         <w:t>Analizó TTPs adversarias y comportamiento de ransomware para conectar patrones de ataque con detección, contención, investigación y toma de decisiones.</w:t>
       </w:r>
@@ -200,46 +538,163 @@
     <w:p>
       <w:pPr>
         <w:pStyle w:val="ListBullet"/>
-        <w:spacing w:after="32" w:line="247" w:lineRule="auto"/>
-        <w:ind w:left="259" w:hanging="259"/>
       </w:pPr>
       <w:r>
         <w:rPr>
-          <w:color w:val="122033"/>
-          <w:sz w:val="17"/>
+          <w:rFonts w:ascii="Arial" w:hAnsi="Arial"/>
+          <w:b w:val="0"/>
+          <w:i w:val="0"/>
+          <w:color w:val="000000"/>
+          <w:sz w:val="15"/>
         </w:rPr>
         <w:t>Construyó casos de entrevista de respuesta a incidentes basados en STAR, traduciendo escenarios técnicos en narrativas claras y orientadas a la evidencia.</w:t>
       </w:r>
     </w:p>
+    <w:tbl>
+      <w:tblPr>
+        <w:tblW w:type="auto" w:w="0"/>
+        <w:jc w:val="center"/>
+        <w:tblLayout w:type="fixed"/>
+        <w:tblLook w:firstColumn="1" w:firstRow="1" w:lastColumn="0" w:lastRow="0" w:noHBand="0" w:noVBand="1" w:val="04A0"/>
+        <w:tblBorders>
+          <w:top w:val="nil"/>
+          <w:left w:val="nil"/>
+          <w:bottom w:val="nil"/>
+          <w:right w:val="nil"/>
+          <w:insideH w:val="nil"/>
+          <w:insideV w:val="nil"/>
+        </w:tblBorders>
+      </w:tblPr>
+      <w:tblGrid>
+        <w:gridCol w:w="5429"/>
+        <w:gridCol w:w="5429"/>
+      </w:tblGrid>
+      <w:tr>
+        <w:tc>
+          <w:tcPr>
+            <w:tcW w:type="dxa" w:w="7992"/>
+            <w:vAlign w:val="top"/>
+            <w:tcMar>
+              <w:top w:w="0" w:type="dxa"/>
+              <w:start w:w="0" w:type="dxa"/>
+              <w:bottom w:w="0" w:type="dxa"/>
+              <w:end w:w="0" w:type="dxa"/>
+            </w:tcMar>
+          </w:tcPr>
+          <w:p>
+            <w:pPr>
+              <w:spacing w:after="0"/>
+            </w:pPr>
+            <w:r>
+              <w:rPr>
+                <w:rFonts w:ascii="Arial" w:hAnsi="Arial"/>
+                <w:b/>
+                <w:i w:val="0"/>
+                <w:color w:val="000000"/>
+                <w:sz w:val="16"/>
+              </w:rPr>
+              <w:t>Michelin</w:t>
+            </w:r>
+          </w:p>
+        </w:tc>
+        <w:tc>
+          <w:tcPr>
+            <w:tcW w:type="dxa" w:w="2347"/>
+            <w:vAlign w:val="top"/>
+            <w:tcMar>
+              <w:top w:w="0" w:type="dxa"/>
+              <w:start w:w="0" w:type="dxa"/>
+              <w:bottom w:w="0" w:type="dxa"/>
+              <w:end w:w="0" w:type="dxa"/>
+            </w:tcMar>
+          </w:tcPr>
+          <w:p>
+            <w:pPr>
+              <w:spacing w:after="0"/>
+              <w:jc w:val="right"/>
+            </w:pPr>
+            <w:r>
+              <w:rPr>
+                <w:rFonts w:ascii="Arial" w:hAnsi="Arial"/>
+                <w:b w:val="0"/>
+                <w:i w:val="0"/>
+                <w:color w:val="000000"/>
+                <w:sz w:val="16"/>
+              </w:rPr>
+              <w:t>Waterville, NS</w:t>
+            </w:r>
+          </w:p>
+        </w:tc>
+      </w:tr>
+      <w:tr>
+        <w:tc>
+          <w:tcPr>
+            <w:tcW w:type="dxa" w:w="7992"/>
+            <w:vAlign w:val="top"/>
+            <w:tcMar>
+              <w:top w:w="0" w:type="dxa"/>
+              <w:start w:w="0" w:type="dxa"/>
+              <w:bottom w:w="0" w:type="dxa"/>
+              <w:end w:w="0" w:type="dxa"/>
+            </w:tcMar>
+          </w:tcPr>
+          <w:p>
+            <w:pPr>
+              <w:spacing w:after="0"/>
+            </w:pPr>
+            <w:r>
+              <w:rPr>
+                <w:rFonts w:ascii="Arial" w:hAnsi="Arial"/>
+                <w:b w:val="0"/>
+                <w:i/>
+                <w:color w:val="000000"/>
+                <w:sz w:val="16"/>
+              </w:rPr>
+              <w:t>Operador de Producción</w:t>
+            </w:r>
+          </w:p>
+        </w:tc>
+        <w:tc>
+          <w:tcPr>
+            <w:tcW w:type="dxa" w:w="2347"/>
+            <w:vAlign w:val="top"/>
+            <w:tcMar>
+              <w:top w:w="0" w:type="dxa"/>
+              <w:start w:w="0" w:type="dxa"/>
+              <w:bottom w:w="0" w:type="dxa"/>
+              <w:end w:w="0" w:type="dxa"/>
+            </w:tcMar>
+          </w:tcPr>
+          <w:p>
+            <w:pPr>
+              <w:spacing w:after="0"/>
+              <w:jc w:val="right"/>
+            </w:pPr>
+            <w:r>
+              <w:rPr>
+                <w:rFonts w:ascii="Arial" w:hAnsi="Arial"/>
+                <w:b/>
+                <w:i w:val="0"/>
+                <w:color w:val="000000"/>
+                <w:sz w:val="16"/>
+              </w:rPr>
+              <w:t>May-Sep 2024</w:t>
+            </w:r>
+          </w:p>
+        </w:tc>
+      </w:tr>
+    </w:tbl>
     <w:p>
       <w:pPr>
-        <w:pStyle w:val="RoleTitle"/>
-        <w:keepNext/>
+        <w:pStyle w:val="ListBullet"/>
       </w:pPr>
       <w:r>
         <w:rPr>
-          <w:b/>
-          <w:color w:val="122033"/>
-        </w:rPr>
-        <w:t>Operador de Producción, Michelin</w:t>
-      </w:r>
-      <w:r>
-        <w:rPr>
-          <w:color w:val="555F6E"/>
-        </w:rPr>
-        <w:t xml:space="preserve"> | Waterville, NS | May-Sep 2024</w:t>
-      </w:r>
-    </w:p>
-    <w:p>
-      <w:pPr>
-        <w:pStyle w:val="ListBullet"/>
-        <w:spacing w:after="32" w:line="247" w:lineRule="auto"/>
-        <w:ind w:left="259" w:hanging="259"/>
-      </w:pPr>
-      <w:r>
-        <w:rPr>
-          <w:color w:val="122033"/>
-          <w:sz w:val="17"/>
+          <w:rFonts w:ascii="Arial" w:hAnsi="Arial"/>
+          <w:b w:val="0"/>
+          <w:i w:val="0"/>
+          <w:color w:val="000000"/>
+          <w:sz w:val="15"/>
         </w:rPr>
         <w:t>Operó y monitoreó equipo de procesamiento de hule en un entorno industrial de alta presión, manteniendo estándares de calidad, seguridad y consistencia.</w:t>
       </w:r>
@@ -247,46 +702,163 @@
     <w:p>
       <w:pPr>
         <w:pStyle w:val="ListBullet"/>
-        <w:spacing w:after="32" w:line="247" w:lineRule="auto"/>
-        <w:ind w:left="259" w:hanging="259"/>
       </w:pPr>
       <w:r>
         <w:rPr>
-          <w:color w:val="122033"/>
-          <w:sz w:val="17"/>
+          <w:rFonts w:ascii="Arial" w:hAnsi="Arial"/>
+          <w:b w:val="0"/>
+          <w:i w:val="0"/>
+          <w:color w:val="000000"/>
+          <w:sz w:val="15"/>
         </w:rPr>
         <w:t>Identificó y comunicó retrasos de producción o fallas de equipo para reducir interrupciones del flujo de trabajo y apoyar la continuidad de la planta.</w:t>
       </w:r>
     </w:p>
+    <w:tbl>
+      <w:tblPr>
+        <w:tblW w:type="auto" w:w="0"/>
+        <w:jc w:val="center"/>
+        <w:tblLayout w:type="fixed"/>
+        <w:tblLook w:firstColumn="1" w:firstRow="1" w:lastColumn="0" w:lastRow="0" w:noHBand="0" w:noVBand="1" w:val="04A0"/>
+        <w:tblBorders>
+          <w:top w:val="nil"/>
+          <w:left w:val="nil"/>
+          <w:bottom w:val="nil"/>
+          <w:right w:val="nil"/>
+          <w:insideH w:val="nil"/>
+          <w:insideV w:val="nil"/>
+        </w:tblBorders>
+      </w:tblPr>
+      <w:tblGrid>
+        <w:gridCol w:w="5429"/>
+        <w:gridCol w:w="5429"/>
+      </w:tblGrid>
+      <w:tr>
+        <w:tc>
+          <w:tcPr>
+            <w:tcW w:type="dxa" w:w="7992"/>
+            <w:vAlign w:val="top"/>
+            <w:tcMar>
+              <w:top w:w="0" w:type="dxa"/>
+              <w:start w:w="0" w:type="dxa"/>
+              <w:bottom w:w="0" w:type="dxa"/>
+              <w:end w:w="0" w:type="dxa"/>
+            </w:tcMar>
+          </w:tcPr>
+          <w:p>
+            <w:pPr>
+              <w:spacing w:after="0"/>
+            </w:pPr>
+            <w:r>
+              <w:rPr>
+                <w:rFonts w:ascii="Arial" w:hAnsi="Arial"/>
+                <w:b/>
+                <w:i w:val="0"/>
+                <w:color w:val="000000"/>
+                <w:sz w:val="16"/>
+              </w:rPr>
+              <w:t>Legal Shelf</w:t>
+            </w:r>
+          </w:p>
+        </w:tc>
+        <w:tc>
+          <w:tcPr>
+            <w:tcW w:type="dxa" w:w="2347"/>
+            <w:vAlign w:val="top"/>
+            <w:tcMar>
+              <w:top w:w="0" w:type="dxa"/>
+              <w:start w:w="0" w:type="dxa"/>
+              <w:bottom w:w="0" w:type="dxa"/>
+              <w:end w:w="0" w:type="dxa"/>
+            </w:tcMar>
+          </w:tcPr>
+          <w:p>
+            <w:pPr>
+              <w:spacing w:after="0"/>
+              <w:jc w:val="right"/>
+            </w:pPr>
+            <w:r>
+              <w:rPr>
+                <w:rFonts w:ascii="Arial" w:hAnsi="Arial"/>
+                <w:b w:val="0"/>
+                <w:i w:val="0"/>
+                <w:color w:val="000000"/>
+                <w:sz w:val="16"/>
+              </w:rPr>
+              <w:t>Ciudad de México</w:t>
+            </w:r>
+          </w:p>
+        </w:tc>
+      </w:tr>
+      <w:tr>
+        <w:tc>
+          <w:tcPr>
+            <w:tcW w:type="dxa" w:w="7992"/>
+            <w:vAlign w:val="top"/>
+            <w:tcMar>
+              <w:top w:w="0" w:type="dxa"/>
+              <w:start w:w="0" w:type="dxa"/>
+              <w:bottom w:w="0" w:type="dxa"/>
+              <w:end w:w="0" w:type="dxa"/>
+            </w:tcMar>
+          </w:tcPr>
+          <w:p>
+            <w:pPr>
+              <w:spacing w:after="0"/>
+            </w:pPr>
+            <w:r>
+              <w:rPr>
+                <w:rFonts w:ascii="Arial" w:hAnsi="Arial"/>
+                <w:b w:val="0"/>
+                <w:i/>
+                <w:color w:val="000000"/>
+                <w:sz w:val="16"/>
+              </w:rPr>
+              <w:t>Procesador de Datos</w:t>
+            </w:r>
+          </w:p>
+        </w:tc>
+        <w:tc>
+          <w:tcPr>
+            <w:tcW w:type="dxa" w:w="2347"/>
+            <w:vAlign w:val="top"/>
+            <w:tcMar>
+              <w:top w:w="0" w:type="dxa"/>
+              <w:start w:w="0" w:type="dxa"/>
+              <w:bottom w:w="0" w:type="dxa"/>
+              <w:end w:w="0" w:type="dxa"/>
+            </w:tcMar>
+          </w:tcPr>
+          <w:p>
+            <w:pPr>
+              <w:spacing w:after="0"/>
+              <w:jc w:val="right"/>
+            </w:pPr>
+            <w:r>
+              <w:rPr>
+                <w:rFonts w:ascii="Arial" w:hAnsi="Arial"/>
+                <w:b/>
+                <w:i w:val="0"/>
+                <w:color w:val="000000"/>
+                <w:sz w:val="16"/>
+              </w:rPr>
+              <w:t>May-Ago 2023</w:t>
+            </w:r>
+          </w:p>
+        </w:tc>
+      </w:tr>
+    </w:tbl>
     <w:p>
       <w:pPr>
-        <w:pStyle w:val="RoleTitle"/>
-        <w:keepNext/>
+        <w:pStyle w:val="ListBullet"/>
       </w:pPr>
       <w:r>
         <w:rPr>
-          <w:b/>
-          <w:color w:val="122033"/>
-        </w:rPr>
-        <w:t>Procesador de Datos, Legal Shelf</w:t>
-      </w:r>
-      <w:r>
-        <w:rPr>
-          <w:color w:val="555F6E"/>
-        </w:rPr>
-        <w:t xml:space="preserve"> | Ciudad de México | May-Ago 2023</w:t>
-      </w:r>
-    </w:p>
-    <w:p>
-      <w:pPr>
-        <w:pStyle w:val="ListBullet"/>
-        <w:spacing w:after="32" w:line="247" w:lineRule="auto"/>
-        <w:ind w:left="259" w:hanging="259"/>
-      </w:pPr>
-      <w:r>
-        <w:rPr>
-          <w:color w:val="122033"/>
-          <w:sz w:val="17"/>
+          <w:rFonts w:ascii="Arial" w:hAnsi="Arial"/>
+          <w:b w:val="0"/>
+          <w:i w:val="0"/>
+          <w:color w:val="000000"/>
+          <w:sz w:val="15"/>
         </w:rPr>
         <w:t>Digitalizó, archivó y organizó documentos legales con metadatos estructurados, mejorando la recuperación, la trazabilidad y la administración de archivos.</w:t>
       </w:r>
@@ -294,231 +866,108 @@
     <w:p>
       <w:pPr>
         <w:pStyle w:val="ListBullet"/>
-        <w:spacing w:after="32" w:line="247" w:lineRule="auto"/>
-        <w:ind w:left="259" w:hanging="259"/>
       </w:pPr>
       <w:r>
         <w:rPr>
-          <w:color w:val="122033"/>
-          <w:sz w:val="17"/>
+          <w:rFonts w:ascii="Arial" w:hAnsi="Arial"/>
+          <w:b w:val="0"/>
+          <w:i w:val="0"/>
+          <w:color w:val="000000"/>
+          <w:sz w:val="15"/>
         </w:rPr>
         <w:t>Manejó información sensible bajo estrictas prácticas de confidencialidad y protección de datos durante el procesamiento de documentos legales.</w:t>
       </w:r>
     </w:p>
     <w:p>
       <w:pPr>
-        <w:pStyle w:val="ResumeHeading"/>
         <w:keepNext/>
+        <w:spacing w:before="60" w:after="24"/>
         <w:pBdr>
-          <w:bottom w:val="single" w:sz="8" w:space="3" w:color="C9D7EA"/>
+          <w:bottom w:val="single" w:sz="6" w:space="1" w:color="000000"/>
         </w:pBdr>
       </w:pPr>
       <w:r>
         <w:rPr>
+          <w:rFonts w:ascii="Arial" w:hAnsi="Arial"/>
           <w:b/>
+          <w:i w:val="0"/>
+          <w:color w:val="000000"/>
+          <w:sz w:val="16"/>
         </w:rPr>
-        <w:t>PROYECTOS Y LIDERAZGO</w:t>
-      </w:r>
-    </w:p>
-    <w:p>
-      <w:pPr>
-        <w:pStyle w:val="RoleTitle"/>
-        <w:keepNext/>
-      </w:pPr>
-      <w:r>
-        <w:rPr>
-          <w:b/>
-          <w:color w:val="122033"/>
-        </w:rPr>
-        <w:t>Fundador / Desarrollador, SAVR - Plataforma de Recomendación Gastronómica Contextual</w:t>
-      </w:r>
-      <w:r>
-        <w:rPr>
-          <w:color w:val="555F6E"/>
-        </w:rPr>
-        <w:t xml:space="preserve"> | Wolfville, NS | 2025-Presente</w:t>
-      </w:r>
-    </w:p>
-    <w:p>
-      <w:pPr>
-        <w:pStyle w:val="ListBullet"/>
-        <w:spacing w:after="32" w:line="247" w:lineRule="auto"/>
-        <w:ind w:left="259" w:hanging="259"/>
-      </w:pPr>
-      <w:r>
-        <w:rPr>
-          <w:color w:val="122033"/>
-          <w:sz w:val="17"/>
-        </w:rPr>
-        <w:t>Construyendo una plataforma full-stack de recomendación con FastAPI, React, TypeScript y SQL que clasifica restaurantes según preferencias, presupuesto, contexto social e intención del usuario.</w:t>
-      </w:r>
-    </w:p>
-    <w:p>
-      <w:pPr>
-        <w:pStyle w:val="ListBullet"/>
-        <w:spacing w:after="32" w:line="247" w:lineRule="auto"/>
-        <w:ind w:left="259" w:hanging="259"/>
-      </w:pPr>
-      <w:r>
-        <w:rPr>
-          <w:color w:val="122033"/>
-          <w:sz w:val="17"/>
-        </w:rPr>
-        <w:t>Diseñó los flujos Describe Your Night, Build Your Night y Surprise Me que conectan entradas estructuradas con tarjetas de recomendación priorizadas y explicables.</w:t>
-      </w:r>
-    </w:p>
-    <w:p>
-      <w:pPr>
-        <w:pStyle w:val="ListBullet"/>
-        <w:spacing w:after="32" w:line="247" w:lineRule="auto"/>
-        <w:ind w:left="259" w:hanging="259"/>
-      </w:pPr>
-      <w:r>
-        <w:rPr>
-          <w:color w:val="122033"/>
-          <w:sz w:val="17"/>
-        </w:rPr>
-        <w:t>Implementó mejoras de backend y frontend en autenticación, datos de restaurantes, APIs de recomendación, onboarding, presets y componentes de resultados.</w:t>
-      </w:r>
-    </w:p>
-    <w:p>
-      <w:pPr>
-        <w:pStyle w:val="RoleTitle"/>
-        <w:keepNext/>
-      </w:pPr>
-      <w:r>
-        <w:rPr>
-          <w:b/>
-          <w:color w:val="122033"/>
-        </w:rPr>
-        <w:t>Desarrollador, Family Phrase Game</w:t>
-      </w:r>
-      <w:r>
-        <w:rPr>
-          <w:color w:val="555F6E"/>
-        </w:rPr>
-        <w:t xml:space="preserve"> | 2026</w:t>
-      </w:r>
-    </w:p>
-    <w:p>
-      <w:pPr>
-        <w:pStyle w:val="ListBullet"/>
-        <w:spacing w:after="32" w:line="247" w:lineRule="auto"/>
-        <w:ind w:left="259" w:hanging="259"/>
-      </w:pPr>
-      <w:r>
-        <w:rPr>
-          <w:color w:val="122033"/>
-          <w:sz w:val="17"/>
-        </w:rPr>
-        <w:t>Construyó y desplegó una aplicación web en Flask que convierte frases enviadas por la familia en un juego de fiesta jugable, con carga de frases, puntuación y una interfaz en vivo sencilla.</w:t>
-      </w:r>
-    </w:p>
-    <w:p>
-      <w:pPr>
-        <w:pStyle w:val="RoleTitle"/>
-        <w:keepNext/>
-      </w:pPr>
-      <w:r>
-        <w:rPr>
-          <w:b/>
-          <w:color w:val="122033"/>
-        </w:rPr>
-        <w:t>Diseñador de Sistema, ER Triage &amp; Queue Manager</w:t>
-      </w:r>
-      <w:r>
-        <w:rPr>
-          <w:color w:val="555F6E"/>
-        </w:rPr>
-        <w:t xml:space="preserve"> | 2025</w:t>
-      </w:r>
-    </w:p>
-    <w:p>
-      <w:pPr>
-        <w:pStyle w:val="ListBullet"/>
-        <w:spacing w:after="32" w:line="247" w:lineRule="auto"/>
-        <w:ind w:left="259" w:hanging="259"/>
-      </w:pPr>
-      <w:r>
-        <w:rPr>
-          <w:color w:val="122033"/>
-          <w:sz w:val="17"/>
-        </w:rPr>
-        <w:t>Modeló un flujo de cola de sala de emergencias en torno a admisión, signos vitales, puntuación de prioridad, estado del paciente, historial de estados y visibilidad en dashboard usando Python, NiceGUI y SQLite.</w:t>
-      </w:r>
-    </w:p>
-    <w:p>
-      <w:pPr>
-        <w:pStyle w:val="ResumeHeading"/>
-        <w:keepNext/>
-        <w:pBdr>
-          <w:bottom w:val="single" w:sz="8" w:space="3" w:color="C9D7EA"/>
-        </w:pBdr>
-      </w:pPr>
-      <w:r>
-        <w:rPr>
-          <w:b/>
-        </w:rPr>
-        <w:t>HABILIDADES TÉCNICAS</w:t>
+        <w:t>PROYECTOS</w:t>
       </w:r>
     </w:p>
     <w:tbl>
       <w:tblPr>
         <w:tblW w:type="auto" w:w="0"/>
+        <w:jc w:val="center"/>
         <w:tblLayout w:type="fixed"/>
         <w:tblLook w:firstColumn="1" w:firstRow="1" w:lastColumn="0" w:lastRow="0" w:noHBand="0" w:noVBand="1" w:val="04A0"/>
         <w:tblBorders>
-          <w:top w:val="single" w:sz="4" w:space="0" w:color="D8DEE8"/>
-          <w:left w:val="single" w:sz="4" w:space="0" w:color="D8DEE8"/>
-          <w:bottom w:val="single" w:sz="4" w:space="0" w:color="D8DEE8"/>
-          <w:right w:val="single" w:sz="4" w:space="0" w:color="D8DEE8"/>
-          <w:insideH w:val="single" w:sz="4" w:space="0" w:color="D8DEE8"/>
-          <w:insideV w:val="single" w:sz="4" w:space="0" w:color="D8DEE8"/>
+          <w:top w:val="nil"/>
+          <w:left w:val="nil"/>
+          <w:bottom w:val="nil"/>
+          <w:right w:val="nil"/>
+          <w:insideH w:val="nil"/>
+          <w:insideV w:val="nil"/>
         </w:tblBorders>
       </w:tblPr>
       <w:tblGrid>
-        <w:gridCol w:w="5371"/>
-        <w:gridCol w:w="5371"/>
+        <w:gridCol w:w="5429"/>
+        <w:gridCol w:w="5429"/>
       </w:tblGrid>
       <w:tr>
         <w:tc>
           <w:tcPr>
-            <w:tcW w:type="dxa" w:w="1843"/>
-            <w:shd w:fill="E8EEF5"/>
+            <w:tcW w:type="dxa" w:w="7992"/>
+            <w:vAlign w:val="top"/>
+            <w:tcMar>
+              <w:top w:w="0" w:type="dxa"/>
+              <w:start w:w="0" w:type="dxa"/>
+              <w:bottom w:w="0" w:type="dxa"/>
+              <w:end w:w="0" w:type="dxa"/>
+            </w:tcMar>
           </w:tcPr>
           <w:p>
             <w:pPr>
               <w:spacing w:after="0"/>
             </w:pPr>
-            <w:r/>
             <w:r>
               <w:rPr>
-                <w:rFonts w:ascii="Calibri" w:hAnsi="Calibri"/>
+                <w:rFonts w:ascii="Arial" w:hAnsi="Arial"/>
                 <w:b/>
-                <w:color w:val="1F4D78"/>
-                <w:sz w:val="17"/>
+                <w:i w:val="0"/>
+                <w:color w:val="000000"/>
+                <w:sz w:val="16"/>
               </w:rPr>
-              <w:t>Software</w:t>
+              <w:t>Family Phrase Game</w:t>
             </w:r>
           </w:p>
         </w:tc>
         <w:tc>
           <w:tcPr>
-            <w:tcW w:type="dxa" w:w="8899"/>
+            <w:tcW w:type="dxa" w:w="2347"/>
+            <w:vAlign w:val="top"/>
+            <w:tcMar>
+              <w:top w:w="0" w:type="dxa"/>
+              <w:start w:w="0" w:type="dxa"/>
+              <w:bottom w:w="0" w:type="dxa"/>
+              <w:end w:w="0" w:type="dxa"/>
+            </w:tcMar>
           </w:tcPr>
           <w:p>
             <w:pPr>
               <w:spacing w:after="0"/>
+              <w:jc w:val="right"/>
             </w:pPr>
-            <w:r/>
             <w:r>
               <w:rPr>
-                <w:rFonts w:ascii="Calibri" w:hAnsi="Calibri"/>
+                <w:rFonts w:ascii="Arial" w:hAnsi="Arial"/>
                 <w:b w:val="0"/>
-                <w:color w:val="122033"/>
-                <w:sz w:val="17"/>
+                <w:i w:val="0"/>
+                <w:color w:val="000000"/>
+                <w:sz w:val="16"/>
               </w:rPr>
-              <w:t>Python, Java, JavaScript/TypeScript, C, C#, SQL, React, Next.js, FastAPI, Flask, REST APIs, Git</w:t>
             </w:r>
           </w:p>
         </w:tc>
@@ -526,42 +975,162 @@
       <w:tr>
         <w:tc>
           <w:tcPr>
-            <w:tcW w:type="dxa" w:w="1843"/>
-            <w:shd w:fill="E8EEF5"/>
+            <w:tcW w:type="dxa" w:w="7992"/>
+            <w:vAlign w:val="top"/>
+            <w:tcMar>
+              <w:top w:w="0" w:type="dxa"/>
+              <w:start w:w="0" w:type="dxa"/>
+              <w:bottom w:w="0" w:type="dxa"/>
+              <w:end w:w="0" w:type="dxa"/>
+            </w:tcMar>
           </w:tcPr>
           <w:p>
             <w:pPr>
               <w:spacing w:after="0"/>
             </w:pPr>
-            <w:r/>
             <w:r>
               <w:rPr>
-                <w:rFonts w:ascii="Calibri" w:hAnsi="Calibri"/>
-                <w:b/>
-                <w:color w:val="1F4D78"/>
-                <w:sz w:val="17"/>
+                <w:rFonts w:ascii="Arial" w:hAnsi="Arial"/>
+                <w:b w:val="0"/>
+                <w:i/>
+                <w:color w:val="000000"/>
+                <w:sz w:val="16"/>
               </w:rPr>
-              <w:t>Datos y Entrega</w:t>
+              <w:t>Desarrollador</w:t>
             </w:r>
           </w:p>
         </w:tc>
         <w:tc>
           <w:tcPr>
-            <w:tcW w:type="dxa" w:w="8899"/>
+            <w:tcW w:type="dxa" w:w="2347"/>
+            <w:vAlign w:val="top"/>
+            <w:tcMar>
+              <w:top w:w="0" w:type="dxa"/>
+              <w:start w:w="0" w:type="dxa"/>
+              <w:bottom w:w="0" w:type="dxa"/>
+              <w:end w:w="0" w:type="dxa"/>
+            </w:tcMar>
+          </w:tcPr>
+          <w:p>
+            <w:pPr>
+              <w:spacing w:after="0"/>
+              <w:jc w:val="right"/>
+            </w:pPr>
+            <w:r>
+              <w:rPr>
+                <w:rFonts w:ascii="Arial" w:hAnsi="Arial"/>
+                <w:b/>
+                <w:i w:val="0"/>
+                <w:color w:val="000000"/>
+                <w:sz w:val="16"/>
+              </w:rPr>
+              <w:t>2026</w:t>
+            </w:r>
+          </w:p>
+        </w:tc>
+      </w:tr>
+    </w:tbl>
+    <w:p>
+      <w:pPr>
+        <w:spacing w:after="4"/>
+      </w:pPr>
+      <w:r>
+        <w:rPr>
+          <w:rFonts w:ascii="Arial" w:hAnsi="Arial"/>
+          <w:b w:val="0"/>
+          <w:i/>
+          <w:color w:val="000000"/>
+          <w:sz w:val="14"/>
+        </w:rPr>
+        <w:t>Flask | HTML | CSS | JavaScript | Render</w:t>
+      </w:r>
+    </w:p>
+    <w:p>
+      <w:pPr>
+        <w:pStyle w:val="ListBullet"/>
+      </w:pPr>
+      <w:r>
+        <w:rPr>
+          <w:rFonts w:ascii="Arial" w:hAnsi="Arial"/>
+          <w:b w:val="0"/>
+          <w:i w:val="0"/>
+          <w:color w:val="000000"/>
+          <w:sz w:val="15"/>
+        </w:rPr>
+        <w:t>Construyó y desplegó una aplicación web en Flask que convierte frases familiares en un juego con carga de frases, puntuación y una interfaz en vivo sencilla.</w:t>
+      </w:r>
+    </w:p>
+    <w:tbl>
+      <w:tblPr>
+        <w:tblW w:type="auto" w:w="0"/>
+        <w:jc w:val="center"/>
+        <w:tblLayout w:type="fixed"/>
+        <w:tblLook w:firstColumn="1" w:firstRow="1" w:lastColumn="0" w:lastRow="0" w:noHBand="0" w:noVBand="1" w:val="04A0"/>
+        <w:tblBorders>
+          <w:top w:val="nil"/>
+          <w:left w:val="nil"/>
+          <w:bottom w:val="nil"/>
+          <w:right w:val="nil"/>
+          <w:insideH w:val="nil"/>
+          <w:insideV w:val="nil"/>
+        </w:tblBorders>
+      </w:tblPr>
+      <w:tblGrid>
+        <w:gridCol w:w="5429"/>
+        <w:gridCol w:w="5429"/>
+      </w:tblGrid>
+      <w:tr>
+        <w:tc>
+          <w:tcPr>
+            <w:tcW w:type="dxa" w:w="7992"/>
+            <w:vAlign w:val="top"/>
+            <w:tcMar>
+              <w:top w:w="0" w:type="dxa"/>
+              <w:start w:w="0" w:type="dxa"/>
+              <w:bottom w:w="0" w:type="dxa"/>
+              <w:end w:w="0" w:type="dxa"/>
+            </w:tcMar>
           </w:tcPr>
           <w:p>
             <w:pPr>
               <w:spacing w:after="0"/>
             </w:pPr>
-            <w:r/>
             <w:r>
               <w:rPr>
-                <w:rFonts w:ascii="Calibri" w:hAnsi="Calibri"/>
+                <w:rFonts w:ascii="Arial" w:hAnsi="Arial"/>
+                <w:b/>
+                <w:i w:val="0"/>
+                <w:color w:val="000000"/>
+                <w:sz w:val="16"/>
+              </w:rPr>
+              <w:t>ER Triage &amp; Queue Manager</w:t>
+            </w:r>
+          </w:p>
+        </w:tc>
+        <w:tc>
+          <w:tcPr>
+            <w:tcW w:type="dxa" w:w="2347"/>
+            <w:vAlign w:val="top"/>
+            <w:tcMar>
+              <w:top w:w="0" w:type="dxa"/>
+              <w:start w:w="0" w:type="dxa"/>
+              <w:bottom w:w="0" w:type="dxa"/>
+              <w:end w:w="0" w:type="dxa"/>
+            </w:tcMar>
+          </w:tcPr>
+          <w:p>
+            <w:pPr>
+              <w:spacing w:after="0"/>
+              <w:jc w:val="right"/>
+            </w:pPr>
+            <w:r>
+              <w:rPr>
+                <w:rFonts w:ascii="Arial" w:hAnsi="Arial"/>
                 <w:b w:val="0"/>
-                <w:color w:val="122033"/>
-                <w:sz w:val="17"/>
+                <w:i w:val="0"/>
+                <w:color w:val="000000"/>
+                <w:sz w:val="16"/>
               </w:rPr>
-              <w:t>PostgreSQL, SQLite, SQLAlchemy, modelado de datos, validación, pruebas, Vercel, Render, documentación</w:t>
             </w:r>
           </w:p>
         </w:tc>
@@ -569,42 +1138,182 @@
       <w:tr>
         <w:tc>
           <w:tcPr>
-            <w:tcW w:type="dxa" w:w="1843"/>
-            <w:shd w:fill="E8EEF5"/>
+            <w:tcW w:type="dxa" w:w="7992"/>
+            <w:vAlign w:val="top"/>
+            <w:tcMar>
+              <w:top w:w="0" w:type="dxa"/>
+              <w:start w:w="0" w:type="dxa"/>
+              <w:bottom w:w="0" w:type="dxa"/>
+              <w:end w:w="0" w:type="dxa"/>
+            </w:tcMar>
           </w:tcPr>
           <w:p>
             <w:pPr>
               <w:spacing w:after="0"/>
             </w:pPr>
-            <w:r/>
             <w:r>
               <w:rPr>
-                <w:rFonts w:ascii="Calibri" w:hAnsi="Calibri"/>
-                <w:b/>
-                <w:color w:val="1F4D78"/>
-                <w:sz w:val="17"/>
+                <w:rFonts w:ascii="Arial" w:hAnsi="Arial"/>
+                <w:b w:val="0"/>
+                <w:i/>
+                <w:color w:val="000000"/>
+                <w:sz w:val="16"/>
               </w:rPr>
-              <w:t>Ciberseguridad</w:t>
+              <w:t>Diseñador de Sistema</w:t>
             </w:r>
           </w:p>
         </w:tc>
         <w:tc>
           <w:tcPr>
-            <w:tcW w:type="dxa" w:w="8899"/>
+            <w:tcW w:type="dxa" w:w="2347"/>
+            <w:vAlign w:val="top"/>
+            <w:tcMar>
+              <w:top w:w="0" w:type="dxa"/>
+              <w:start w:w="0" w:type="dxa"/>
+              <w:bottom w:w="0" w:type="dxa"/>
+              <w:end w:w="0" w:type="dxa"/>
+            </w:tcMar>
+          </w:tcPr>
+          <w:p>
+            <w:pPr>
+              <w:spacing w:after="0"/>
+              <w:jc w:val="right"/>
+            </w:pPr>
+            <w:r>
+              <w:rPr>
+                <w:rFonts w:ascii="Arial" w:hAnsi="Arial"/>
+                <w:b/>
+                <w:i w:val="0"/>
+                <w:color w:val="000000"/>
+                <w:sz w:val="16"/>
+              </w:rPr>
+              <w:t>2025</w:t>
+            </w:r>
+          </w:p>
+        </w:tc>
+      </w:tr>
+    </w:tbl>
+    <w:p>
+      <w:pPr>
+        <w:spacing w:after="4"/>
+      </w:pPr>
+      <w:r>
+        <w:rPr>
+          <w:rFonts w:ascii="Arial" w:hAnsi="Arial"/>
+          <w:b w:val="0"/>
+          <w:i/>
+          <w:color w:val="000000"/>
+          <w:sz w:val="14"/>
+        </w:rPr>
+        <w:t>Python | NiceGUI | SQLite</w:t>
+      </w:r>
+    </w:p>
+    <w:p>
+      <w:pPr>
+        <w:pStyle w:val="ListBullet"/>
+      </w:pPr>
+      <w:r>
+        <w:rPr>
+          <w:rFonts w:ascii="Arial" w:hAnsi="Arial"/>
+          <w:b w:val="0"/>
+          <w:i w:val="0"/>
+          <w:color w:val="000000"/>
+          <w:sz w:val="15"/>
+        </w:rPr>
+        <w:t>Modeló un flujo de sala de emergencias en torno a admisión, signos vitales, puntuación de prioridad, estado del paciente, historial de estados y visibilidad en dashboard.</w:t>
+      </w:r>
+    </w:p>
+    <w:p>
+      <w:pPr>
+        <w:keepNext/>
+        <w:spacing w:before="60" w:after="24"/>
+        <w:pBdr>
+          <w:bottom w:val="single" w:sz="6" w:space="1" w:color="000000"/>
+        </w:pBdr>
+      </w:pPr>
+      <w:r>
+        <w:rPr>
+          <w:rFonts w:ascii="Arial" w:hAnsi="Arial"/>
+          <w:b/>
+          <w:i w:val="0"/>
+          <w:color w:val="000000"/>
+          <w:sz w:val="16"/>
+        </w:rPr>
+        <w:t>EXPERIENCIA DE LIDERAZGO</w:t>
+      </w:r>
+    </w:p>
+    <w:tbl>
+      <w:tblPr>
+        <w:tblW w:type="auto" w:w="0"/>
+        <w:jc w:val="center"/>
+        <w:tblLayout w:type="fixed"/>
+        <w:tblLook w:firstColumn="1" w:firstRow="1" w:lastColumn="0" w:lastRow="0" w:noHBand="0" w:noVBand="1" w:val="04A0"/>
+        <w:tblBorders>
+          <w:top w:val="nil"/>
+          <w:left w:val="nil"/>
+          <w:bottom w:val="nil"/>
+          <w:right w:val="nil"/>
+          <w:insideH w:val="nil"/>
+          <w:insideV w:val="nil"/>
+        </w:tblBorders>
+      </w:tblPr>
+      <w:tblGrid>
+        <w:gridCol w:w="5429"/>
+        <w:gridCol w:w="5429"/>
+      </w:tblGrid>
+      <w:tr>
+        <w:tc>
+          <w:tcPr>
+            <w:tcW w:type="dxa" w:w="7992"/>
+            <w:vAlign w:val="top"/>
+            <w:tcMar>
+              <w:top w:w="0" w:type="dxa"/>
+              <w:start w:w="0" w:type="dxa"/>
+              <w:bottom w:w="0" w:type="dxa"/>
+              <w:end w:w="0" w:type="dxa"/>
+            </w:tcMar>
           </w:tcPr>
           <w:p>
             <w:pPr>
               <w:spacing w:after="0"/>
             </w:pPr>
-            <w:r/>
             <w:r>
               <w:rPr>
-                <w:rFonts w:ascii="Calibri" w:hAnsi="Calibri"/>
+                <w:rFonts w:ascii="Arial" w:hAnsi="Arial"/>
+                <w:b/>
+                <w:i w:val="0"/>
+                <w:color w:val="000000"/>
+                <w:sz w:val="16"/>
+              </w:rPr>
+              <w:t>SAVR - Plataforma de Recomendación Gastronómica Contextual</w:t>
+            </w:r>
+          </w:p>
+        </w:tc>
+        <w:tc>
+          <w:tcPr>
+            <w:tcW w:type="dxa" w:w="2347"/>
+            <w:vAlign w:val="top"/>
+            <w:tcMar>
+              <w:top w:w="0" w:type="dxa"/>
+              <w:start w:w="0" w:type="dxa"/>
+              <w:bottom w:w="0" w:type="dxa"/>
+              <w:end w:w="0" w:type="dxa"/>
+            </w:tcMar>
+          </w:tcPr>
+          <w:p>
+            <w:pPr>
+              <w:spacing w:after="0"/>
+              <w:jc w:val="right"/>
+            </w:pPr>
+            <w:r>
+              <w:rPr>
+                <w:rFonts w:ascii="Arial" w:hAnsi="Arial"/>
                 <w:b w:val="0"/>
-                <w:color w:val="122033"/>
-                <w:sz w:val="17"/>
+                <w:i w:val="0"/>
+                <w:color w:val="000000"/>
+                <w:sz w:val="16"/>
               </w:rPr>
-              <w:t>Respuesta a incidentes, análisis de amenazas, MITRE ATT&amp;CK, cyber kill chain, fundamentos de SOC, seguridad ICS/OT, autenticación, control de acceso</w:t>
+              <w:t>Wolfville, NS</w:t>
             </w:r>
           </w:p>
         </w:tc>
@@ -612,42 +1321,56 @@
       <w:tr>
         <w:tc>
           <w:tcPr>
-            <w:tcW w:type="dxa" w:w="1843"/>
-            <w:shd w:fill="E8EEF5"/>
+            <w:tcW w:type="dxa" w:w="7992"/>
+            <w:vAlign w:val="top"/>
+            <w:tcMar>
+              <w:top w:w="0" w:type="dxa"/>
+              <w:start w:w="0" w:type="dxa"/>
+              <w:bottom w:w="0" w:type="dxa"/>
+              <w:end w:w="0" w:type="dxa"/>
+            </w:tcMar>
           </w:tcPr>
           <w:p>
             <w:pPr>
               <w:spacing w:after="0"/>
             </w:pPr>
-            <w:r/>
             <w:r>
               <w:rPr>
-                <w:rFonts w:ascii="Calibri" w:hAnsi="Calibri"/>
-                <w:b/>
-                <w:color w:val="1F4D78"/>
-                <w:sz w:val="17"/>
+                <w:rFonts w:ascii="Arial" w:hAnsi="Arial"/>
+                <w:b w:val="0"/>
+                <w:i/>
+                <w:color w:val="000000"/>
+                <w:sz w:val="16"/>
               </w:rPr>
-              <w:t>Idiomas</w:t>
+              <w:t>Fundador / Desarrollador</w:t>
             </w:r>
           </w:p>
         </w:tc>
         <w:tc>
           <w:tcPr>
-            <w:tcW w:type="dxa" w:w="8899"/>
+            <w:tcW w:type="dxa" w:w="2347"/>
+            <w:vAlign w:val="top"/>
+            <w:tcMar>
+              <w:top w:w="0" w:type="dxa"/>
+              <w:start w:w="0" w:type="dxa"/>
+              <w:bottom w:w="0" w:type="dxa"/>
+              <w:end w:w="0" w:type="dxa"/>
+            </w:tcMar>
           </w:tcPr>
           <w:p>
             <w:pPr>
               <w:spacing w:after="0"/>
+              <w:jc w:val="right"/>
             </w:pPr>
-            <w:r/>
             <w:r>
               <w:rPr>
-                <w:rFonts w:ascii="Calibri" w:hAnsi="Calibri"/>
-                <w:b w:val="0"/>
-                <w:color w:val="122033"/>
-                <w:sz w:val="17"/>
+                <w:rFonts w:ascii="Arial" w:hAnsi="Arial"/>
+                <w:b/>
+                <w:i w:val="0"/>
+                <w:color w:val="000000"/>
+                <w:sz w:val="16"/>
               </w:rPr>
-              <w:t>Español nativo, Inglés C2, Francés A2</w:t>
+              <w:t>2025-Presente</w:t>
             </w:r>
           </w:p>
         </w:tc>
@@ -655,56 +1378,228 @@
     </w:tbl>
     <w:p>
       <w:pPr>
-        <w:pStyle w:val="ResumeHeading"/>
+        <w:spacing w:after="4"/>
+      </w:pPr>
+      <w:r>
+        <w:rPr>
+          <w:rFonts w:ascii="Arial" w:hAnsi="Arial"/>
+          <w:b w:val="0"/>
+          <w:i/>
+          <w:color w:val="000000"/>
+          <w:sz w:val="14"/>
+        </w:rPr>
+        <w:t>FastAPI | React | TypeScript | SQL</w:t>
+      </w:r>
+    </w:p>
+    <w:p>
+      <w:pPr>
+        <w:pStyle w:val="ListBullet"/>
+      </w:pPr>
+      <w:r>
+        <w:rPr>
+          <w:rFonts w:ascii="Arial" w:hAnsi="Arial"/>
+          <w:b w:val="0"/>
+          <w:i w:val="0"/>
+          <w:color w:val="000000"/>
+          <w:sz w:val="15"/>
+        </w:rPr>
+        <w:t>Construye una plataforma full-stack que clasifica restaurantes según preferencias, presupuesto, contexto social e intención del usuario.</w:t>
+      </w:r>
+    </w:p>
+    <w:p>
+      <w:pPr>
+        <w:pStyle w:val="ListBullet"/>
+      </w:pPr>
+      <w:r>
+        <w:rPr>
+          <w:rFonts w:ascii="Arial" w:hAnsi="Arial"/>
+          <w:b w:val="0"/>
+          <w:i w:val="0"/>
+          <w:color w:val="000000"/>
+          <w:sz w:val="15"/>
+        </w:rPr>
+        <w:t>Diseñó los flujos Describe Your Night, Build Your Night y Surprise Me para convertir entradas estructuradas en recomendaciones priorizadas y explicables.</w:t>
+      </w:r>
+    </w:p>
+    <w:p>
+      <w:pPr>
+        <w:pStyle w:val="ListBullet"/>
+      </w:pPr>
+      <w:r>
+        <w:rPr>
+          <w:rFonts w:ascii="Arial" w:hAnsi="Arial"/>
+          <w:b w:val="0"/>
+          <w:i w:val="0"/>
+          <w:color w:val="000000"/>
+          <w:sz w:val="15"/>
+        </w:rPr>
+        <w:t>Implementó mejoras de backend y frontend en autenticación, datos de restaurantes, APIs de recomendación, onboarding, presets y componentes de resultados.</w:t>
+      </w:r>
+    </w:p>
+    <w:p>
+      <w:pPr>
         <w:keepNext/>
+        <w:spacing w:before="60" w:after="24"/>
         <w:pBdr>
-          <w:bottom w:val="single" w:sz="8" w:space="3" w:color="C9D7EA"/>
+          <w:bottom w:val="single" w:sz="6" w:space="1" w:color="000000"/>
         </w:pBdr>
       </w:pPr>
       <w:r>
         <w:rPr>
+          <w:rFonts w:ascii="Arial" w:hAnsi="Arial"/>
           <w:b/>
+          <w:i w:val="0"/>
+          <w:color w:val="000000"/>
+          <w:sz w:val="16"/>
+        </w:rPr>
+        <w:t>HABILIDADES TÉCNICAS</w:t>
+      </w:r>
+    </w:p>
+    <w:p>
+      <w:pPr>
+        <w:spacing w:after="6"/>
+      </w:pPr>
+      <w:r>
+        <w:rPr>
+          <w:rFonts w:ascii="Arial" w:hAnsi="Arial"/>
+          <w:b/>
+          <w:i w:val="0"/>
+          <w:color w:val="000000"/>
+          <w:sz w:val="15"/>
+        </w:rPr>
+        <w:t xml:space="preserve">Software: </w:t>
+      </w:r>
+      <w:r>
+        <w:rPr>
+          <w:rFonts w:ascii="Arial" w:hAnsi="Arial"/>
+          <w:b w:val="0"/>
+          <w:i w:val="0"/>
+          <w:color w:val="000000"/>
+          <w:sz w:val="15"/>
+        </w:rPr>
+        <w:t>Python, Java, JavaScript/TypeScript, C, C#, SQL, React, Next.js, FastAPI, Flask, REST APIs, Git</w:t>
+      </w:r>
+    </w:p>
+    <w:p>
+      <w:pPr>
+        <w:spacing w:after="6"/>
+      </w:pPr>
+      <w:r>
+        <w:rPr>
+          <w:rFonts w:ascii="Arial" w:hAnsi="Arial"/>
+          <w:b/>
+          <w:i w:val="0"/>
+          <w:color w:val="000000"/>
+          <w:sz w:val="15"/>
+        </w:rPr>
+        <w:t xml:space="preserve">Datos y entrega: </w:t>
+      </w:r>
+      <w:r>
+        <w:rPr>
+          <w:rFonts w:ascii="Arial" w:hAnsi="Arial"/>
+          <w:b w:val="0"/>
+          <w:i w:val="0"/>
+          <w:color w:val="000000"/>
+          <w:sz w:val="15"/>
+        </w:rPr>
+        <w:t>PostgreSQL, SQLite, SQLAlchemy, modelado de datos, validación, pruebas, Vercel, Render, documentación</w:t>
+      </w:r>
+    </w:p>
+    <w:p>
+      <w:pPr>
+        <w:spacing w:after="6"/>
+      </w:pPr>
+      <w:r>
+        <w:rPr>
+          <w:rFonts w:ascii="Arial" w:hAnsi="Arial"/>
+          <w:b/>
+          <w:i w:val="0"/>
+          <w:color w:val="000000"/>
+          <w:sz w:val="15"/>
+        </w:rPr>
+        <w:t xml:space="preserve">Ciberseguridad: </w:t>
+      </w:r>
+      <w:r>
+        <w:rPr>
+          <w:rFonts w:ascii="Arial" w:hAnsi="Arial"/>
+          <w:b w:val="0"/>
+          <w:i w:val="0"/>
+          <w:color w:val="000000"/>
+          <w:sz w:val="15"/>
+        </w:rPr>
+        <w:t>Respuesta a incidentes, análisis de amenazas, MITRE ATT&amp;CK, cyber kill chain, fundamentos de SOC, seguridad ICS/OT, autenticación, control de acceso</w:t>
+      </w:r>
+    </w:p>
+    <w:p>
+      <w:pPr>
+        <w:spacing w:after="6"/>
+      </w:pPr>
+      <w:r>
+        <w:rPr>
+          <w:rFonts w:ascii="Arial" w:hAnsi="Arial"/>
+          <w:b/>
+          <w:i w:val="0"/>
+          <w:color w:val="000000"/>
+          <w:sz w:val="15"/>
+        </w:rPr>
+        <w:t xml:space="preserve">Idiomas: </w:t>
+      </w:r>
+      <w:r>
+        <w:rPr>
+          <w:rFonts w:ascii="Arial" w:hAnsi="Arial"/>
+          <w:b w:val="0"/>
+          <w:i w:val="0"/>
+          <w:color w:val="000000"/>
+          <w:sz w:val="15"/>
+        </w:rPr>
+        <w:t>Español nativo, Inglés C2, Francés A2</w:t>
+      </w:r>
+    </w:p>
+    <w:p>
+      <w:pPr>
+        <w:keepNext/>
+        <w:spacing w:before="60" w:after="24"/>
+        <w:pBdr>
+          <w:bottom w:val="single" w:sz="6" w:space="1" w:color="000000"/>
+        </w:pBdr>
+      </w:pPr>
+      <w:r>
+        <w:rPr>
+          <w:rFonts w:ascii="Arial" w:hAnsi="Arial"/>
+          <w:b/>
+          <w:i w:val="0"/>
+          <w:color w:val="000000"/>
+          <w:sz w:val="16"/>
         </w:rPr>
         <w:t>FORMACIÓN ADICIONAL</w:t>
       </w:r>
     </w:p>
     <w:p>
       <w:pPr>
-        <w:pStyle w:val="RoleTitle"/>
-        <w:keepNext/>
+        <w:pStyle w:val="ListBullet"/>
       </w:pPr>
       <w:r>
         <w:rPr>
-          <w:b/>
-          <w:color w:val="122033"/>
+          <w:rFonts w:ascii="Arial" w:hAnsi="Arial"/>
+          <w:b w:val="0"/>
+          <w:i w:val="0"/>
+          <w:color w:val="000000"/>
+          <w:sz w:val="15"/>
         </w:rPr>
-        <w:t>Seguridad y desarrollo profesional</w:t>
+        <w:t>Cursos de CompTIA Security+, CompTIA CySA+, COMP 601 Fundamentos de Ciberseguridad y Taller de MITRE ATT&amp;CK y Respuesta a Incidentes.</w:t>
       </w:r>
     </w:p>
     <w:p>
       <w:pPr>
         <w:pStyle w:val="ListBullet"/>
-        <w:spacing w:after="32" w:line="247" w:lineRule="auto"/>
-        <w:ind w:left="259" w:hanging="259"/>
       </w:pPr>
       <w:r>
         <w:rPr>
-          <w:color w:val="122033"/>
-          <w:sz w:val="17"/>
-        </w:rPr>
-        <w:t>Cursos de CompTIA Security+, cursos de CompTIA CySA+, COMP 601 Fundamentos de Ciberseguridad, Taller de MITRE ATT&amp;CK y Respuesta a Incidentes.</w:t>
-      </w:r>
-    </w:p>
-    <w:p>
-      <w:pPr>
-        <w:pStyle w:val="ListBullet"/>
-        <w:spacing w:after="32" w:line="247" w:lineRule="auto"/>
-        <w:ind w:left="259" w:hanging="259"/>
-      </w:pPr>
-      <w:r>
-        <w:rPr>
-          <w:color w:val="122033"/>
-          <w:sz w:val="17"/>
+          <w:rFonts w:ascii="Arial" w:hAnsi="Arial"/>
+          <w:b w:val="0"/>
+          <w:i w:val="0"/>
+          <w:color w:val="000000"/>
+          <w:sz w:val="15"/>
         </w:rPr>
         <w:t>Práctica continua en seguridad defensiva, entrevistas de respuesta a incidentes, documentación técnica, análisis de comportamiento adversario y fundamentos de SOC.</w:t>
       </w:r>
@@ -712,7 +1607,7 @@
     <w:sectPr>
       <w:type w:val="continuous"/>
       <w:pgSz w:w="12240" w:h="15840"/>
-      <w:pgMar w:top="605" w:right="749" w:bottom="605" w:left="749" w:header="720" w:footer="720" w:gutter="0"/>
+      <w:pgMar w:top="518" w:right="691" w:bottom="518" w:left="691" w:header="288" w:footer="288" w:gutter="0"/>
       <w:cols w:space="720"/>
       <w:docGrid w:linePitch="360"/>
     </w:sectPr>
@@ -1084,12 +1979,12 @@
     <w:qFormat/>
     <w:rsid w:val="00FC693F"/>
     <w:pPr>
-      <w:spacing w:after="44" w:line="250" w:lineRule="auto"/>
+      <w:spacing w:after="10" w:line="240" w:lineRule="auto"/>
     </w:pPr>
     <w:rPr>
-      <w:rFonts w:ascii="Calibri" w:hAnsi="Calibri"/>
-      <w:color w:val="122033"/>
-      <w:sz w:val="17"/>
+      <w:rFonts w:ascii="Arial" w:hAnsi="Arial"/>
+      <w:color w:val="000000"/>
+      <w:sz w:val="16"/>
     </w:rPr>
   </w:style>
   <w:style w:type="paragraph" w:styleId="Header">
@@ -1509,9 +2404,15 @@
     <w:qFormat/>
     <w:rsid w:val="00FC693F"/>
     <w:pPr>
-      <w:ind w:left="720"/>
+      <w:spacing w:after="4" w:line="240" w:lineRule="auto"/>
+      <w:ind w:left="202" w:hanging="144"/>
       <w:contextualSpacing/>
     </w:pPr>
+    <w:rPr>
+      <w:rFonts w:ascii="Arial" w:hAnsi="Arial"/>
+      <w:color w:val="000000"/>
+      <w:sz w:val="15"/>
+    </w:rPr>
   </w:style>
   <w:style w:type="paragraph" w:styleId="BodyText">
     <w:name w:val="Body Text"/>
@@ -1618,8 +2519,15 @@
       <w:numPr>
         <w:numId w:val="1"/>
       </w:numPr>
+      <w:spacing w:after="4" w:line="240" w:lineRule="auto"/>
+      <w:ind w:left="202" w:hanging="144"/>
       <w:contextualSpacing/>
     </w:pPr>
+    <w:rPr>
+      <w:rFonts w:ascii="Arial" w:hAnsi="Arial"/>
+      <w:color w:val="000000"/>
+      <w:sz w:val="15"/>
+    </w:rPr>
   </w:style>
   <w:style w:type="paragraph" w:styleId="ListBullet2">
     <w:name w:val="List Bullet 2"/>
@@ -12773,28 +13681,6 @@
         <w:shd w:val="clear" w:color="auto" w:fill="FBCAA2" w:themeFill="accent6" w:themeFillTint="7F"/>
       </w:tcPr>
     </w:tblStylePr>
-  </w:style>
-  <w:style w:type="paragraph" w:customStyle="1" w:styleId="ResumeHeading">
-    <w:name w:val="ResumeHeading"/>
-    <w:pPr>
-      <w:spacing w:before="110" w:after="46"/>
-    </w:pPr>
-    <w:rPr>
-      <w:rFonts w:ascii="Calibri" w:hAnsi="Calibri"/>
-      <w:b/>
-      <w:color w:val="1F4D78"/>
-      <w:sz w:val="20"/>
-    </w:rPr>
-  </w:style>
-  <w:style w:type="paragraph" w:customStyle="1" w:styleId="RoleTitle">
-    <w:name w:val="RoleTitle"/>
-    <w:pPr>
-      <w:spacing w:before="40" w:after="24"/>
-    </w:pPr>
-    <w:rPr>
-      <w:rFonts w:ascii="Calibri" w:hAnsi="Calibri"/>
-      <w:sz w:val="17"/>
-    </w:rPr>
   </w:style>
 </w:styles>
 </file>

--- a/docs/resume/jp-samano-resume-es.docx
+++ b/docs/resume/jp-samano-resume-es.docx
@@ -65,7 +65,7 @@
         <w:spacing w:after="60"/>
       </w:pPr>
       <w:r>
-        <w:t>Estudiante de Ciencias de la Computación en Acadia University enfocado en ingeniería de software, desarrollo full-stack, ciberseguridad, respuesta a incidentes y sistemas de producto prácticos. Construye herramientas que conectan la lógica técnica, los flujos de usuario, los modelos de datos y la evidencia clara. Abierto a prácticas en ingeniería de software, roles técnicos vinculados a ciberseguridad y colaboraciones de producto.</w:t>
+        <w:t>Estudiante de Ciencias de la Computación en Acadia University que entrega software en producción para un cliente real. Construyó y mantiene dos sistemas en uso diario en LegalShelf: CheckWise, plataforma de cumplimiento REPSE que atiende a 3 empresas cliente y 15+ proveedores con cerca de 20,000 documentos procesados, y Verifaid, un sistema de verificación de documentos. Trabaja en ingeniería full-stack, modelado de dominio y ciberseguridad. Abierto a prácticas y roles técnicos junior.</w:t>
       </w:r>
     </w:p>
     <w:p>
@@ -113,7 +113,7 @@
           <w:color w:val="122033"/>
           <w:sz w:val="17"/>
         </w:rPr>
-        <w:t>Enfoque de cursos y proyectos: ingeniería de software, estructuras de datos, bases de datos, ciberseguridad, análisis de sistemas, interacción humano-máquina, fundamentos de nube/seguridad y diseño de aplicaciones seguras.</w:t>
+        <w:t>Enfoque: ingeniería de software, estructuras de datos, bases de datos, ciberseguridad, análisis de sistemas, interacción humano-máquina y diseño de aplicaciones seguras.</w:t>
       </w:r>
     </w:p>
     <w:p>
@@ -194,21 +194,7 @@
           <w:color w:val="122033"/>
           <w:sz w:val="17"/>
         </w:rPr>
-        <w:t>Analizó TTPs adversarias y comportamiento de ransomware para conectar patrones de ataque con detección, contención, investigación y toma de decisiones.</w:t>
-      </w:r>
-    </w:p>
-    <w:p>
-      <w:pPr>
-        <w:pStyle w:val="ListBullet"/>
-        <w:spacing w:after="32" w:line="247" w:lineRule="auto"/>
-        <w:ind w:left="259" w:hanging="259"/>
-      </w:pPr>
-      <w:r>
-        <w:rPr>
-          <w:color w:val="122033"/>
-          <w:sz w:val="17"/>
-        </w:rPr>
-        <w:t>Construyó casos de entrevista de respuesta a incidentes basados en STAR, traduciendo escenarios técnicos en narrativas claras y orientadas a la evidencia.</w:t>
+        <w:t>Analizó TTPs adversarias y comportamiento de ransomware para conectar patrones de ataque con detección, contención e investigación, y construyó casos de entrevista basados en STAR.</w:t>
       </w:r>
     </w:p>
     <w:p>
@@ -241,21 +227,7 @@
           <w:color w:val="122033"/>
           <w:sz w:val="17"/>
         </w:rPr>
-        <w:t>Operó y monitoreó equipo de procesamiento de hule en un entorno industrial de alta presión, manteniendo estándares de calidad, seguridad y consistencia.</w:t>
-      </w:r>
-    </w:p>
-    <w:p>
-      <w:pPr>
-        <w:pStyle w:val="ListBullet"/>
-        <w:spacing w:after="32" w:line="247" w:lineRule="auto"/>
-        <w:ind w:left="259" w:hanging="259"/>
-      </w:pPr>
-      <w:r>
-        <w:rPr>
-          <w:color w:val="122033"/>
-          <w:sz w:val="17"/>
-        </w:rPr>
-        <w:t>Identificó y comunicó retrasos de producción o fallas de equipo para reducir interrupciones del flujo de trabajo y apoyar la continuidad de la planta.</w:t>
+        <w:t>Operó y monitoreó equipo de procesamiento de hule en un entorno industrial de alta presión, señalando retrasos y fallas de equipo para proteger la continuidad de la planta.</w:t>
       </w:r>
     </w:p>
     <w:p>
@@ -288,21 +260,7 @@
           <w:color w:val="122033"/>
           <w:sz w:val="17"/>
         </w:rPr>
-        <w:t>Digitalizó, archivó y organizó documentos legales con metadatos estructurados, mejorando la recuperación, la trazabilidad y la administración de archivos.</w:t>
-      </w:r>
-    </w:p>
-    <w:p>
-      <w:pPr>
-        <w:pStyle w:val="ListBullet"/>
-        <w:spacing w:after="32" w:line="247" w:lineRule="auto"/>
-        <w:ind w:left="259" w:hanging="259"/>
-      </w:pPr>
-      <w:r>
-        <w:rPr>
-          <w:color w:val="122033"/>
-          <w:sz w:val="17"/>
-        </w:rPr>
-        <w:t>Manejó información sensible bajo estrictas prácticas de confidencialidad y protección de datos durante el procesamiento de documentos legales.</w:t>
+        <w:t>Digitalizó y organizó documentos legales con metadatos estructurados bajo estrictas prácticas de confidencialidad; regresó en 2026 para construir los sistemas documentales de LegalShelf.</w:t>
       </w:r>
     </w:p>
     <w:p>
@@ -317,7 +275,134 @@
         <w:rPr>
           <w:b/>
         </w:rPr>
-        <w:t>PROYECTOS Y LIDERAZGO</w:t>
+        <w:t>PROYECTOS SELECCIONADOS</w:t>
+      </w:r>
+    </w:p>
+    <w:p>
+      <w:pPr>
+        <w:pStyle w:val="RoleTitle"/>
+        <w:keepNext/>
+      </w:pPr>
+      <w:r>
+        <w:rPr>
+          <w:b/>
+          <w:color w:val="122033"/>
+        </w:rPr>
+        <w:t>Desarrollador, CheckWise - Plataforma de Cumplimiento REPSE (cliente: LegalShelf)</w:t>
+      </w:r>
+      <w:r>
+        <w:rPr>
+          <w:color w:val="555F6E"/>
+        </w:rPr>
+        <w:t xml:space="preserve"> | Ciudad de México / Remoto | 2026-Presente</w:t>
+      </w:r>
+    </w:p>
+    <w:p>
+      <w:pPr>
+        <w:pStyle w:val="ListBullet"/>
+        <w:spacing w:after="32" w:line="247" w:lineRule="auto"/>
+        <w:ind w:left="259" w:hanging="259"/>
+      </w:pPr>
+      <w:r>
+        <w:rPr>
+          <w:color w:val="122033"/>
+          <w:sz w:val="17"/>
+        </w:rPr>
+        <w:t>En producción y uso diario: 3 empresas cliente, 15+ proveedores dados de alta y cerca de 20,000 documentos de cumplimiento procesados a la fecha.</w:t>
+      </w:r>
+    </w:p>
+    <w:p>
+      <w:pPr>
+        <w:pStyle w:val="ListBullet"/>
+        <w:spacing w:after="32" w:line="247" w:lineRule="auto"/>
+        <w:ind w:left="259" w:hanging="259"/>
+      </w:pPr>
+      <w:r>
+        <w:rPr>
+          <w:color w:val="122033"/>
+          <w:sz w:val="17"/>
+        </w:rPr>
+        <w:t>Construyó un backend en FastAPI y un frontend en Next.js 15 / React 19 con recepción de evidencia, dictamen del revisor y vistas de riesgo del portafolio, con autenticación JWT y control de acceso por rol.</w:t>
+      </w:r>
+    </w:p>
+    <w:p>
+      <w:pPr>
+        <w:pStyle w:val="ListBullet"/>
+        <w:spacing w:after="32" w:line="247" w:lineRule="auto"/>
+        <w:ind w:left="259" w:hanging="259"/>
+      </w:pPr>
+      <w:r>
+        <w:rPr>
+          <w:color w:val="122033"/>
+          <w:sz w:val="17"/>
+        </w:rPr>
+        <w:t>Modeló las obligaciones REPSE como institución x ciclo (SAT, IMSS, INFONAVIT, STPS; mensual a anual) para que el calendario operativo y las compuertas de expediente se deriven del modelo de datos, y entregó un centro de reportes con IA protegido por una suite de seguridad dentro de 320+ pruebas backend.</w:t>
+      </w:r>
+    </w:p>
+    <w:p>
+      <w:pPr>
+        <w:pStyle w:val="RoleTitle"/>
+        <w:keepNext/>
+      </w:pPr>
+      <w:r>
+        <w:rPr>
+          <w:b/>
+          <w:color w:val="122033"/>
+        </w:rPr>
+        <w:t>Desarrollador, Verifaid - Verificación de Documentos (cliente: LegalShelf)</w:t>
+      </w:r>
+      <w:r>
+        <w:rPr>
+          <w:color w:val="555F6E"/>
+        </w:rPr>
+        <w:t xml:space="preserve"> | Ciudad de México / Remoto | 2026-Presente</w:t>
+      </w:r>
+    </w:p>
+    <w:p>
+      <w:pPr>
+        <w:pStyle w:val="ListBullet"/>
+        <w:spacing w:after="32" w:line="247" w:lineRule="auto"/>
+        <w:ind w:left="259" w:hanging="259"/>
+      </w:pPr>
+      <w:r>
+        <w:rPr>
+          <w:color w:val="122033"/>
+          <w:sz w:val="17"/>
+        </w:rPr>
+        <w:t>Sistema de verificación de documentos en producción para LegalShelf, el segundo sistema entregado para ese cliente.</w:t>
+      </w:r>
+    </w:p>
+    <w:p>
+      <w:pPr>
+        <w:pStyle w:val="RoleTitle"/>
+        <w:keepNext/>
+      </w:pPr>
+      <w:r>
+        <w:rPr>
+          <w:b/>
+          <w:color w:val="122033"/>
+        </w:rPr>
+        <w:t>Desarrollador, Pipelines de Datos - Limpieza de Bases y Extracción de Metadatos</w:t>
+      </w:r>
+      <w:r>
+        <w:rPr>
+          <w:color w:val="555F6E"/>
+        </w:rPr>
+        <w:t xml:space="preserve"> | 2026</w:t>
+      </w:r>
+    </w:p>
+    <w:p>
+      <w:pPr>
+        <w:pStyle w:val="ListBullet"/>
+        <w:spacing w:after="32" w:line="247" w:lineRule="auto"/>
+        <w:ind w:left="259" w:hanging="259"/>
+      </w:pPr>
+      <w:r>
+        <w:rPr>
+          <w:color w:val="122033"/>
+          <w:sz w:val="17"/>
+        </w:rPr>
+        <w:t>Construyó pipelines de limpieza de bases de datos y extracción de metadatos para volver grandes conjuntos documentales consistentes, consultables y confiables de procesar.</w:t>
       </w:r>
     </w:p>
     <w:p>
@@ -350,7 +435,7 @@
           <w:color w:val="122033"/>
           <w:sz w:val="17"/>
         </w:rPr>
-        <w:t>Construyendo una plataforma full-stack de recomendación con FastAPI, React, TypeScript y SQL que clasifica restaurantes según preferencias, presupuesto, contexto social e intención del usuario.</w:t>
+        <w:t>Plataforma full-stack desplegada (FastAPI, React, TypeScript, SQL) que clasifica lugares según preferencias, presupuesto, contexto social e intención, y explica por qué encaja cada resultado.</w:t>
       </w:r>
     </w:p>
     <w:p>
@@ -364,7 +449,26 @@
           <w:color w:val="122033"/>
           <w:sz w:val="17"/>
         </w:rPr>
-        <w:t>Diseñó los flujos Describe Your Night, Build Your Night y Surprise Me que conectan entradas estructuradas con tarjetas de recomendación priorizadas y explicables.</w:t>
+        <w:t>Diseñó los flujos Describe Your Night, Build Your Night y Surprise Me. En vivo en context-aware-dining-platform-1.vercel.app.</w:t>
+      </w:r>
+    </w:p>
+    <w:p>
+      <w:pPr>
+        <w:pStyle w:val="RoleTitle"/>
+        <w:keepNext/>
+      </w:pPr>
+      <w:r>
+        <w:rPr>
+          <w:b/>
+          <w:color w:val="122033"/>
+        </w:rPr>
+        <w:t>Diseñador de Sistema, ER Triage &amp; Queue Manager</w:t>
+      </w:r>
+      <w:r>
+        <w:rPr>
+          <w:color w:val="555F6E"/>
+        </w:rPr>
+        <w:t xml:space="preserve"> | 2025</w:t>
       </w:r>
     </w:p>
     <w:p>
@@ -378,7 +482,7 @@
           <w:color w:val="122033"/>
           <w:sz w:val="17"/>
         </w:rPr>
-        <w:t>Implementó mejoras de backend y frontend en autenticación, datos de restaurantes, APIs de recomendación, onboarding, presets y componentes de resultados.</w:t>
+        <w:t>Modeló un flujo de cola de urgencias en torno a admisión, signos vitales, agudeza ESI v4, estado del paciente e historial usando Python, NiceGUI y SQLite, mostrando el razonamiento clínico de cada nivel asignado.</w:t>
       </w:r>
     </w:p>
     <w:p>
@@ -411,40 +515,7 @@
           <w:color w:val="122033"/>
           <w:sz w:val="17"/>
         </w:rPr>
-        <w:t>Construyó y desplegó una aplicación web en Flask que convierte frases enviadas por la familia en un juego de fiesta jugable, con carga de frases, puntuación y una interfaz en vivo sencilla.</w:t>
-      </w:r>
-    </w:p>
-    <w:p>
-      <w:pPr>
-        <w:pStyle w:val="RoleTitle"/>
-        <w:keepNext/>
-      </w:pPr>
-      <w:r>
-        <w:rPr>
-          <w:b/>
-          <w:color w:val="122033"/>
-        </w:rPr>
-        <w:t>Diseñador de Sistema, ER Triage &amp; Queue Manager</w:t>
-      </w:r>
-      <w:r>
-        <w:rPr>
-          <w:color w:val="555F6E"/>
-        </w:rPr>
-        <w:t xml:space="preserve"> | 2025</w:t>
-      </w:r>
-    </w:p>
-    <w:p>
-      <w:pPr>
-        <w:pStyle w:val="ListBullet"/>
-        <w:spacing w:after="32" w:line="247" w:lineRule="auto"/>
-        <w:ind w:left="259" w:hanging="259"/>
-      </w:pPr>
-      <w:r>
-        <w:rPr>
-          <w:color w:val="122033"/>
-          <w:sz w:val="17"/>
-        </w:rPr>
-        <w:t>Modeló un flujo de cola de sala de emergencias en torno a admisión, signos vitales, puntuación de prioridad, estado del paciente, historial de estados y visibilidad en dashboard usando Python, NiceGUI y SQLite.</w:t>
+        <w:t>Construyó y desplegó una aplicación web en Flask que convierte frases familiares en un juego de fiesta jugable, con carga de frases, puntuación e interfaz en vivo.</w:t>
       </w:r>
     </w:p>
     <w:p>
@@ -561,7 +632,7 @@
                 <w:color w:val="122033"/>
                 <w:sz w:val="17"/>
               </w:rPr>
-              <w:t>PostgreSQL, SQLite, SQLAlchemy, modelado de datos, validación, pruebas, Vercel, Render, documentación</w:t>
+              <w:t>PostgreSQL, SQLite, SQLAlchemy, Alembic, modelado de datos, extracción de metadatos, validación, pruebas, Vercel, Render</w:t>
             </w:r>
           </w:p>
         </w:tc>

--- a/docs/resume/jp-samano-resume-es.docx
+++ b/docs/resume/jp-samano-resume-es.docx
@@ -160,6 +160,67 @@
           <w:b/>
           <w:color w:val="122033"/>
         </w:rPr>
+        <w:t>Desarrollador de Software, LegalShelf</w:t>
+      </w:r>
+      <w:r>
+        <w:rPr>
+          <w:color w:val="555F6E"/>
+        </w:rPr>
+        <w:t xml:space="preserve"> | Ciudad de México / Remoto | 2026-Presente</w:t>
+      </w:r>
+    </w:p>
+    <w:p>
+      <w:pPr>
+        <w:pStyle w:val="ListBullet"/>
+        <w:spacing w:after="32" w:line="247" w:lineRule="auto"/>
+        <w:ind w:left="259" w:hanging="259"/>
+      </w:pPr>
+      <w:r>
+        <w:rPr>
+          <w:color w:val="122033"/>
+          <w:sz w:val="17"/>
+        </w:rPr>
+        <w:t>Construye y mantiene dos sistemas en producción y uso diario: CheckWise, plataforma de cumplimiento REPSE, y Verifaid, sistema de verificación de documentos.</w:t>
+      </w:r>
+    </w:p>
+    <w:p>
+      <w:pPr>
+        <w:pStyle w:val="ListBullet"/>
+        <w:spacing w:after="32" w:line="247" w:lineRule="auto"/>
+        <w:ind w:left="259" w:hanging="259"/>
+      </w:pPr>
+      <w:r>
+        <w:rPr>
+          <w:color w:val="122033"/>
+          <w:sz w:val="17"/>
+        </w:rPr>
+        <w:t>CheckWise atiende a 3 empresas cliente y 15+ proveedores, con cerca de 20,000 documentos de cumplimiento procesados a la fecha. Construyó el backend en FastAPI y el frontend en Next.js 15 / React 19 con recepción de evidencia, dictamen del revisor y vistas de riesgo del portafolio, con autenticación JWT y control de acceso por rol.</w:t>
+      </w:r>
+    </w:p>
+    <w:p>
+      <w:pPr>
+        <w:pStyle w:val="ListBullet"/>
+        <w:spacing w:after="32" w:line="247" w:lineRule="auto"/>
+        <w:ind w:left="259" w:hanging="259"/>
+      </w:pPr>
+      <w:r>
+        <w:rPr>
+          <w:color w:val="122033"/>
+          <w:sz w:val="17"/>
+        </w:rPr>
+        <w:t>Modeló las obligaciones REPSE como institución x ciclo (SAT, IMSS, INFONAVIT, STPS; mensual a anual) para que el calendario operativo y las compuertas de expediente se deriven del modelo de datos, y entregó un centro de reportes con IA protegido por una suite de seguridad dentro de 320+ pruebas backend.</w:t>
+      </w:r>
+    </w:p>
+    <w:p>
+      <w:pPr>
+        <w:pStyle w:val="RoleTitle"/>
+        <w:keepNext/>
+      </w:pPr>
+      <w:r>
+        <w:rPr>
+          <w:b/>
+          <w:color w:val="122033"/>
+        </w:rPr>
         <w:t>Participante de Cybolt Academy, Cybolt</w:t>
       </w:r>
       <w:r>
@@ -260,7 +321,7 @@
           <w:color w:val="122033"/>
           <w:sz w:val="17"/>
         </w:rPr>
-        <w:t>Digitalizó y organizó documentos legales con metadatos estructurados bajo estrictas prácticas de confidencialidad; regresó en 2026 para construir los sistemas documentales de LegalShelf.</w:t>
+        <w:t>Digitalizó y organizó documentos legales con metadatos estructurados bajo estrictas prácticas de confidencialidad y protección de datos.</w:t>
       </w:r>
     </w:p>
     <w:p>
@@ -276,100 +337,6 @@
           <w:b/>
         </w:rPr>
         <w:t>PROYECTOS SELECCIONADOS</w:t>
-      </w:r>
-    </w:p>
-    <w:p>
-      <w:pPr>
-        <w:pStyle w:val="RoleTitle"/>
-        <w:keepNext/>
-      </w:pPr>
-      <w:r>
-        <w:rPr>
-          <w:b/>
-          <w:color w:val="122033"/>
-        </w:rPr>
-        <w:t>Desarrollador, CheckWise - Plataforma de Cumplimiento REPSE (cliente: LegalShelf)</w:t>
-      </w:r>
-      <w:r>
-        <w:rPr>
-          <w:color w:val="555F6E"/>
-        </w:rPr>
-        <w:t xml:space="preserve"> | Ciudad de México / Remoto | 2026-Presente</w:t>
-      </w:r>
-    </w:p>
-    <w:p>
-      <w:pPr>
-        <w:pStyle w:val="ListBullet"/>
-        <w:spacing w:after="32" w:line="247" w:lineRule="auto"/>
-        <w:ind w:left="259" w:hanging="259"/>
-      </w:pPr>
-      <w:r>
-        <w:rPr>
-          <w:color w:val="122033"/>
-          <w:sz w:val="17"/>
-        </w:rPr>
-        <w:t>En producción y uso diario: 3 empresas cliente, 15+ proveedores dados de alta y cerca de 20,000 documentos de cumplimiento procesados a la fecha.</w:t>
-      </w:r>
-    </w:p>
-    <w:p>
-      <w:pPr>
-        <w:pStyle w:val="ListBullet"/>
-        <w:spacing w:after="32" w:line="247" w:lineRule="auto"/>
-        <w:ind w:left="259" w:hanging="259"/>
-      </w:pPr>
-      <w:r>
-        <w:rPr>
-          <w:color w:val="122033"/>
-          <w:sz w:val="17"/>
-        </w:rPr>
-        <w:t>Construyó un backend en FastAPI y un frontend en Next.js 15 / React 19 con recepción de evidencia, dictamen del revisor y vistas de riesgo del portafolio, con autenticación JWT y control de acceso por rol.</w:t>
-      </w:r>
-    </w:p>
-    <w:p>
-      <w:pPr>
-        <w:pStyle w:val="ListBullet"/>
-        <w:spacing w:after="32" w:line="247" w:lineRule="auto"/>
-        <w:ind w:left="259" w:hanging="259"/>
-      </w:pPr>
-      <w:r>
-        <w:rPr>
-          <w:color w:val="122033"/>
-          <w:sz w:val="17"/>
-        </w:rPr>
-        <w:t>Modeló las obligaciones REPSE como institución x ciclo (SAT, IMSS, INFONAVIT, STPS; mensual a anual) para que el calendario operativo y las compuertas de expediente se deriven del modelo de datos, y entregó un centro de reportes con IA protegido por una suite de seguridad dentro de 320+ pruebas backend.</w:t>
-      </w:r>
-    </w:p>
-    <w:p>
-      <w:pPr>
-        <w:pStyle w:val="RoleTitle"/>
-        <w:keepNext/>
-      </w:pPr>
-      <w:r>
-        <w:rPr>
-          <w:b/>
-          <w:color w:val="122033"/>
-        </w:rPr>
-        <w:t>Desarrollador, Verifaid - Verificación de Documentos (cliente: LegalShelf)</w:t>
-      </w:r>
-      <w:r>
-        <w:rPr>
-          <w:color w:val="555F6E"/>
-        </w:rPr>
-        <w:t xml:space="preserve"> | Ciudad de México / Remoto | 2026-Presente</w:t>
-      </w:r>
-    </w:p>
-    <w:p>
-      <w:pPr>
-        <w:pStyle w:val="ListBullet"/>
-        <w:spacing w:after="32" w:line="247" w:lineRule="auto"/>
-        <w:ind w:left="259" w:hanging="259"/>
-      </w:pPr>
-      <w:r>
-        <w:rPr>
-          <w:color w:val="122033"/>
-          <w:sz w:val="17"/>
-        </w:rPr>
-        <w:t>Sistema de verificación de documentos en producción para LegalShelf, el segundo sistema entregado para ese cliente.</w:t>
       </w:r>
     </w:p>
     <w:p>

--- a/docs/resume/jp-samano-resume-es.docx
+++ b/docs/resume/jp-samano-resume-es.docx
@@ -213,6 +213,20 @@
     </w:p>
     <w:p>
       <w:pPr>
+        <w:pStyle w:val="ListBullet"/>
+        <w:spacing w:after="32" w:line="247" w:lineRule="auto"/>
+        <w:ind w:left="259" w:hanging="259"/>
+      </w:pPr>
+      <w:r>
+        <w:rPr>
+          <w:color w:val="122033"/>
+          <w:sz w:val="17"/>
+        </w:rPr>
+        <w:t>Construyó pipelines de limpieza de bases de datos y extracción de metadatos que vuelven grandes conjuntos documentales consistentes, consultables y confiables de procesar.</w:t>
+      </w:r>
+    </w:p>
+    <w:p>
+      <w:pPr>
         <w:pStyle w:val="RoleTitle"/>
         <w:keepNext/>
       </w:pPr>
@@ -337,39 +351,6 @@
           <w:b/>
         </w:rPr>
         <w:t>PROYECTOS SELECCIONADOS</w:t>
-      </w:r>
-    </w:p>
-    <w:p>
-      <w:pPr>
-        <w:pStyle w:val="RoleTitle"/>
-        <w:keepNext/>
-      </w:pPr>
-      <w:r>
-        <w:rPr>
-          <w:b/>
-          <w:color w:val="122033"/>
-        </w:rPr>
-        <w:t>Desarrollador, Pipelines de Datos - Limpieza de Bases y Extracción de Metadatos</w:t>
-      </w:r>
-      <w:r>
-        <w:rPr>
-          <w:color w:val="555F6E"/>
-        </w:rPr>
-        <w:t xml:space="preserve"> | 2026</w:t>
-      </w:r>
-    </w:p>
-    <w:p>
-      <w:pPr>
-        <w:pStyle w:val="ListBullet"/>
-        <w:spacing w:after="32" w:line="247" w:lineRule="auto"/>
-        <w:ind w:left="259" w:hanging="259"/>
-      </w:pPr>
-      <w:r>
-        <w:rPr>
-          <w:color w:val="122033"/>
-          <w:sz w:val="17"/>
-        </w:rPr>
-        <w:t>Construyó pipelines de limpieza de bases de datos y extracción de metadatos para volver grandes conjuntos documentales consistentes, consultables y confiables de procesar.</w:t>
       </w:r>
     </w:p>
     <w:p>
